--- a/Book_Store_FastAPI/Book_Store_FastAPI_Learning_Guide.docx
+++ b/Book_Store_FastAPI/Book_Store_FastAPI_Learning_Guide.docx
@@ -37,10 +37,949 @@
           <w:color w:val="555F70"/>
           <w:sz w:val="21"/>
         </w:rPr>
-        <w:t>Setup, folder structure, and end-to-end coding explained in build order.</w:t>
+        <w:t>The full stack, end-to-end: FastAPI/Pydantic/SQLAlchemy/Alembic/MySQL/JWT through Redis/Celery/Pandas/Pytest/Docker/AWS — explained in build order.</w:t>
       </w:r>
     </w:p>
     <w:p/>
+    <w:p>
+      <w:pPr>
+        <w:spacing w:after="160"/>
+      </w:pPr>
+      <w:r>
+        <w:rPr>
+          <w:b/>
+          <w:i w:val="0"/>
+          <w:sz w:val="22"/>
+        </w:rPr>
+        <w:t>Sections 1-10 build the core app (the original guide). Sections 11-18 then add the rest of a production-style Python stack on top of it, in the order you'd naturally reach for them once the basics work:</w:t>
+      </w:r>
+    </w:p>
+    <w:tbl>
+      <w:tblPr>
+        <w:tblW w:type="auto" w:w="0"/>
+        <w:jc w:val="center"/>
+        <w:tblLook w:firstColumn="1" w:firstRow="1" w:lastColumn="0" w:lastRow="0" w:noHBand="0" w:noVBand="1" w:val="04A0"/>
+      </w:tblPr>
+      <w:tblGrid>
+        <w:gridCol w:w="8640"/>
+      </w:tblGrid>
+      <w:tr>
+        <w:tc>
+          <w:tcPr>
+            <w:tcW w:type="dxa" w:w="8640"/>
+            <w:shd w:val="clear" w:fill="F2F3F7"/>
+          </w:tcPr>
+          <w:p>
+            <w:pPr>
+              <w:spacing w:after="0"/>
+            </w:pPr>
+            <w:r>
+              <w:rPr>
+                <w:rFonts w:ascii="Consolas" w:hAnsi="Consolas"/>
+                <w:sz w:val="18"/>
+              </w:rPr>
+              <w:t>Python -&gt; FastAPI -&gt; Pydantic -&gt; SQLAlchemy -&gt; Alembic -&gt; MySQL -&gt; JWT/OAuth2</w:t>
+              <w:br/>
+              <w:t xml:space="preserve">       -&gt; Dependency Injection -&gt; Redis -&gt; Celery -&gt; HTTPX -&gt; Pandas/OpenPyXL</w:t>
+              <w:br/>
+              <w:t xml:space="preserve">       -&gt; Pytest -&gt; Docker -&gt; AWS</w:t>
+            </w:r>
+          </w:p>
+        </w:tc>
+      </w:tr>
+    </w:tbl>
+    <w:p>
+      <w:pPr>
+        <w:spacing w:after="80"/>
+      </w:pPr>
+    </w:p>
+    <w:tbl>
+      <w:tblPr>
+        <w:tblStyle w:val="LightGrid-Accent1"/>
+        <w:tblW w:type="auto" w:w="0"/>
+        <w:jc w:val="center"/>
+        <w:tblLook w:firstColumn="1" w:firstRow="1" w:lastColumn="0" w:lastRow="0" w:noHBand="0" w:noVBand="1" w:val="04A0"/>
+      </w:tblPr>
+      <w:tblGrid>
+        <w:gridCol w:w="2160"/>
+        <w:gridCol w:w="2160"/>
+        <w:gridCol w:w="2160"/>
+        <w:gridCol w:w="2160"/>
+      </w:tblGrid>
+      <w:tr>
+        <w:tc>
+          <w:tcPr>
+            <w:tcW w:type="dxa" w:w="2160"/>
+          </w:tcPr>
+          <w:p>
+            <w:r>
+              <w:rPr>
+                <w:b/>
+                <w:sz w:val="20"/>
+              </w:rPr>
+              <w:t>Layer</w:t>
+            </w:r>
+          </w:p>
+        </w:tc>
+        <w:tc>
+          <w:tcPr>
+            <w:tcW w:type="dxa" w:w="2160"/>
+          </w:tcPr>
+          <w:p>
+            <w:r>
+              <w:rPr>
+                <w:b/>
+                <w:sz w:val="20"/>
+              </w:rPr>
+              <w:t>What it does here</w:t>
+            </w:r>
+          </w:p>
+        </w:tc>
+        <w:tc>
+          <w:tcPr>
+            <w:tcW w:type="dxa" w:w="2160"/>
+          </w:tcPr>
+          <w:p>
+            <w:r>
+              <w:rPr>
+                <w:b/>
+                <w:sz w:val="20"/>
+              </w:rPr>
+              <w:t>Where</w:t>
+            </w:r>
+          </w:p>
+        </w:tc>
+        <w:tc>
+          <w:tcPr>
+            <w:tcW w:type="dxa" w:w="2160"/>
+          </w:tcPr>
+          <w:p>
+            <w:r>
+              <w:rPr>
+                <w:b/>
+                <w:sz w:val="20"/>
+              </w:rPr>
+              <w:t>Section</w:t>
+            </w:r>
+          </w:p>
+        </w:tc>
+      </w:tr>
+      <w:tr>
+        <w:tc>
+          <w:tcPr>
+            <w:tcW w:type="dxa" w:w="2160"/>
+          </w:tcPr>
+          <w:p>
+            <w:r>
+              <w:rPr>
+                <w:sz w:val="20"/>
+              </w:rPr>
+              <w:t>Python</w:t>
+            </w:r>
+          </w:p>
+        </w:tc>
+        <w:tc>
+          <w:tcPr>
+            <w:tcW w:type="dxa" w:w="2160"/>
+          </w:tcPr>
+          <w:p>
+            <w:r>
+              <w:rPr>
+                <w:sz w:val="20"/>
+              </w:rPr>
+              <w:t>The language everything below is written in.</w:t>
+            </w:r>
+          </w:p>
+        </w:tc>
+        <w:tc>
+          <w:tcPr>
+            <w:tcW w:type="dxa" w:w="2160"/>
+          </w:tcPr>
+          <w:p>
+            <w:r>
+              <w:rPr>
+                <w:sz w:val="20"/>
+              </w:rPr>
+              <w:t>everywhere</w:t>
+            </w:r>
+          </w:p>
+        </w:tc>
+        <w:tc>
+          <w:tcPr>
+            <w:tcW w:type="dxa" w:w="2160"/>
+          </w:tcPr>
+          <w:p>
+            <w:r>
+              <w:rPr>
+                <w:sz w:val="20"/>
+              </w:rPr>
+              <w:t>-</w:t>
+            </w:r>
+          </w:p>
+        </w:tc>
+      </w:tr>
+      <w:tr>
+        <w:tc>
+          <w:tcPr>
+            <w:tcW w:type="dxa" w:w="2160"/>
+          </w:tcPr>
+          <w:p>
+            <w:r>
+              <w:rPr>
+                <w:sz w:val="20"/>
+              </w:rPr>
+              <w:t>FastAPI</w:t>
+            </w:r>
+          </w:p>
+        </w:tc>
+        <w:tc>
+          <w:tcPr>
+            <w:tcW w:type="dxa" w:w="2160"/>
+          </w:tcPr>
+          <w:p>
+            <w:r>
+              <w:rPr>
+                <w:sz w:val="20"/>
+              </w:rPr>
+              <w:t>Routes URLs to functions, validates request/response shapes.</w:t>
+            </w:r>
+          </w:p>
+        </w:tc>
+        <w:tc>
+          <w:tcPr>
+            <w:tcW w:type="dxa" w:w="2160"/>
+          </w:tcPr>
+          <w:p>
+            <w:r>
+              <w:rPr>
+                <w:sz w:val="20"/>
+              </w:rPr>
+              <w:t>every api.py/web.py</w:t>
+            </w:r>
+          </w:p>
+        </w:tc>
+        <w:tc>
+          <w:tcPr>
+            <w:tcW w:type="dxa" w:w="2160"/>
+          </w:tcPr>
+          <w:p>
+            <w:r>
+              <w:rPr>
+                <w:sz w:val="20"/>
+              </w:rPr>
+              <w:t>6</w:t>
+            </w:r>
+          </w:p>
+        </w:tc>
+      </w:tr>
+      <w:tr>
+        <w:tc>
+          <w:tcPr>
+            <w:tcW w:type="dxa" w:w="2160"/>
+          </w:tcPr>
+          <w:p>
+            <w:r>
+              <w:rPr>
+                <w:sz w:val="20"/>
+              </w:rPr>
+              <w:t>Pydantic</w:t>
+            </w:r>
+          </w:p>
+        </w:tc>
+        <w:tc>
+          <w:tcPr>
+            <w:tcW w:type="dxa" w:w="2160"/>
+          </w:tcPr>
+          <w:p>
+            <w:r>
+              <w:rPr>
+                <w:sz w:val="20"/>
+              </w:rPr>
+              <w:t>Validates JSON bodies + typed settings from .env.</w:t>
+            </w:r>
+          </w:p>
+        </w:tc>
+        <w:tc>
+          <w:tcPr>
+            <w:tcW w:type="dxa" w:w="2160"/>
+          </w:tcPr>
+          <w:p>
+            <w:r>
+              <w:rPr>
+                <w:sz w:val="20"/>
+              </w:rPr>
+              <w:t>every schemas.py, core/config.py</w:t>
+            </w:r>
+          </w:p>
+        </w:tc>
+        <w:tc>
+          <w:tcPr>
+            <w:tcW w:type="dxa" w:w="2160"/>
+          </w:tcPr>
+          <w:p>
+            <w:r>
+              <w:rPr>
+                <w:sz w:val="20"/>
+              </w:rPr>
+              <w:t>4, 5</w:t>
+            </w:r>
+          </w:p>
+        </w:tc>
+      </w:tr>
+      <w:tr>
+        <w:tc>
+          <w:tcPr>
+            <w:tcW w:type="dxa" w:w="2160"/>
+          </w:tcPr>
+          <w:p>
+            <w:r>
+              <w:rPr>
+                <w:sz w:val="20"/>
+              </w:rPr>
+              <w:t>SQLAlchemy</w:t>
+            </w:r>
+          </w:p>
+        </w:tc>
+        <w:tc>
+          <w:tcPr>
+            <w:tcW w:type="dxa" w:w="2160"/>
+          </w:tcPr>
+          <w:p>
+            <w:r>
+              <w:rPr>
+                <w:sz w:val="20"/>
+              </w:rPr>
+              <w:t>The ORM - Python classes &lt;-&gt; database tables.</w:t>
+            </w:r>
+          </w:p>
+        </w:tc>
+        <w:tc>
+          <w:tcPr>
+            <w:tcW w:type="dxa" w:w="2160"/>
+          </w:tcPr>
+          <w:p>
+            <w:r>
+              <w:rPr>
+                <w:sz w:val="20"/>
+              </w:rPr>
+              <w:t>every models.py, core/database.py</w:t>
+            </w:r>
+          </w:p>
+        </w:tc>
+        <w:tc>
+          <w:tcPr>
+            <w:tcW w:type="dxa" w:w="2160"/>
+          </w:tcPr>
+          <w:p>
+            <w:r>
+              <w:rPr>
+                <w:sz w:val="20"/>
+              </w:rPr>
+              <w:t>2, 3</w:t>
+            </w:r>
+          </w:p>
+        </w:tc>
+      </w:tr>
+      <w:tr>
+        <w:tc>
+          <w:tcPr>
+            <w:tcW w:type="dxa" w:w="2160"/>
+          </w:tcPr>
+          <w:p>
+            <w:r>
+              <w:rPr>
+                <w:sz w:val="20"/>
+              </w:rPr>
+              <w:t>Alembic</w:t>
+            </w:r>
+          </w:p>
+        </w:tc>
+        <w:tc>
+          <w:tcPr>
+            <w:tcW w:type="dxa" w:w="2160"/>
+          </w:tcPr>
+          <w:p>
+            <w:r>
+              <w:rPr>
+                <w:sz w:val="20"/>
+              </w:rPr>
+              <w:t>Versioned, incremental schema changes.</w:t>
+            </w:r>
+          </w:p>
+        </w:tc>
+        <w:tc>
+          <w:tcPr>
+            <w:tcW w:type="dxa" w:w="2160"/>
+          </w:tcPr>
+          <w:p>
+            <w:r>
+              <w:rPr>
+                <w:sz w:val="20"/>
+              </w:rPr>
+              <w:t>alembic/</w:t>
+            </w:r>
+          </w:p>
+        </w:tc>
+        <w:tc>
+          <w:tcPr>
+            <w:tcW w:type="dxa" w:w="2160"/>
+          </w:tcPr>
+          <w:p>
+            <w:r>
+              <w:rPr>
+                <w:sz w:val="20"/>
+              </w:rPr>
+              <w:t>11</w:t>
+            </w:r>
+          </w:p>
+        </w:tc>
+      </w:tr>
+      <w:tr>
+        <w:tc>
+          <w:tcPr>
+            <w:tcW w:type="dxa" w:w="2160"/>
+          </w:tcPr>
+          <w:p>
+            <w:r>
+              <w:rPr>
+                <w:sz w:val="20"/>
+              </w:rPr>
+              <w:t>MySQL</w:t>
+            </w:r>
+          </w:p>
+        </w:tc>
+        <w:tc>
+          <w:tcPr>
+            <w:tcW w:type="dxa" w:w="2160"/>
+          </w:tcPr>
+          <w:p>
+            <w:r>
+              <w:rPr>
+                <w:sz w:val="20"/>
+              </w:rPr>
+              <w:t>Where the rows actually live.</w:t>
+            </w:r>
+          </w:p>
+        </w:tc>
+        <w:tc>
+          <w:tcPr>
+            <w:tcW w:type="dxa" w:w="2160"/>
+          </w:tcPr>
+          <w:p>
+            <w:r>
+              <w:rPr>
+                <w:sz w:val="20"/>
+              </w:rPr>
+              <w:t>core/config.database_url</w:t>
+            </w:r>
+          </w:p>
+        </w:tc>
+        <w:tc>
+          <w:tcPr>
+            <w:tcW w:type="dxa" w:w="2160"/>
+          </w:tcPr>
+          <w:p>
+            <w:r>
+              <w:rPr>
+                <w:sz w:val="20"/>
+              </w:rPr>
+              <w:t>4</w:t>
+            </w:r>
+          </w:p>
+        </w:tc>
+      </w:tr>
+      <w:tr>
+        <w:tc>
+          <w:tcPr>
+            <w:tcW w:type="dxa" w:w="2160"/>
+          </w:tcPr>
+          <w:p>
+            <w:r>
+              <w:rPr>
+                <w:sz w:val="20"/>
+              </w:rPr>
+              <w:t>JWT / OAuth2</w:t>
+            </w:r>
+          </w:p>
+        </w:tc>
+        <w:tc>
+          <w:tcPr>
+            <w:tcW w:type="dxa" w:w="2160"/>
+          </w:tcPr>
+          <w:p>
+            <w:r>
+              <w:rPr>
+                <w:sz w:val="20"/>
+              </w:rPr>
+              <w:t>Proves 'who is this?' on the stateless API door.</w:t>
+            </w:r>
+          </w:p>
+        </w:tc>
+        <w:tc>
+          <w:tcPr>
+            <w:tcW w:type="dxa" w:w="2160"/>
+          </w:tcPr>
+          <w:p>
+            <w:r>
+              <w:rPr>
+                <w:sz w:val="20"/>
+              </w:rPr>
+              <w:t>core/security.py, auth/</w:t>
+            </w:r>
+          </w:p>
+        </w:tc>
+        <w:tc>
+          <w:tcPr>
+            <w:tcW w:type="dxa" w:w="2160"/>
+          </w:tcPr>
+          <w:p>
+            <w:r>
+              <w:rPr>
+                <w:sz w:val="20"/>
+              </w:rPr>
+              <w:t>4, 5</w:t>
+            </w:r>
+          </w:p>
+        </w:tc>
+      </w:tr>
+      <w:tr>
+        <w:tc>
+          <w:tcPr>
+            <w:tcW w:type="dxa" w:w="2160"/>
+          </w:tcPr>
+          <w:p>
+            <w:r>
+              <w:rPr>
+                <w:sz w:val="20"/>
+              </w:rPr>
+              <w:t>Dependency Injection</w:t>
+            </w:r>
+          </w:p>
+        </w:tc>
+        <w:tc>
+          <w:tcPr>
+            <w:tcW w:type="dxa" w:w="2160"/>
+          </w:tcPr>
+          <w:p>
+            <w:r>
+              <w:rPr>
+                <w:sz w:val="20"/>
+              </w:rPr>
+              <w:t>Depends(...) wires DB sessions + auth guards into routes.</w:t>
+            </w:r>
+          </w:p>
+        </w:tc>
+        <w:tc>
+          <w:tcPr>
+            <w:tcW w:type="dxa" w:w="2160"/>
+          </w:tcPr>
+          <w:p>
+            <w:r>
+              <w:rPr>
+                <w:sz w:val="20"/>
+              </w:rPr>
+              <w:t>auth/dependencies.py</w:t>
+            </w:r>
+          </w:p>
+        </w:tc>
+        <w:tc>
+          <w:tcPr>
+            <w:tcW w:type="dxa" w:w="2160"/>
+          </w:tcPr>
+          <w:p>
+            <w:r>
+              <w:rPr>
+                <w:sz w:val="20"/>
+              </w:rPr>
+              <w:t>5</w:t>
+            </w:r>
+          </w:p>
+        </w:tc>
+      </w:tr>
+      <w:tr>
+        <w:tc>
+          <w:tcPr>
+            <w:tcW w:type="dxa" w:w="2160"/>
+          </w:tcPr>
+          <w:p>
+            <w:r>
+              <w:rPr>
+                <w:sz w:val="20"/>
+              </w:rPr>
+              <w:t>Redis</w:t>
+            </w:r>
+          </w:p>
+        </w:tc>
+        <w:tc>
+          <w:tcPr>
+            <w:tcW w:type="dxa" w:w="2160"/>
+          </w:tcPr>
+          <w:p>
+            <w:r>
+              <w:rPr>
+                <w:sz w:val="20"/>
+              </w:rPr>
+              <w:t>Caches the book catalogue so repeat reads skip the DB.</w:t>
+            </w:r>
+          </w:p>
+        </w:tc>
+        <w:tc>
+          <w:tcPr>
+            <w:tcW w:type="dxa" w:w="2160"/>
+          </w:tcPr>
+          <w:p>
+            <w:r>
+              <w:rPr>
+                <w:sz w:val="20"/>
+              </w:rPr>
+              <w:t>core/redis_client.py, books/cache.py</w:t>
+            </w:r>
+          </w:p>
+        </w:tc>
+        <w:tc>
+          <w:tcPr>
+            <w:tcW w:type="dxa" w:w="2160"/>
+          </w:tcPr>
+          <w:p>
+            <w:r>
+              <w:rPr>
+                <w:sz w:val="20"/>
+              </w:rPr>
+              <w:t>12</w:t>
+            </w:r>
+          </w:p>
+        </w:tc>
+      </w:tr>
+      <w:tr>
+        <w:tc>
+          <w:tcPr>
+            <w:tcW w:type="dxa" w:w="2160"/>
+          </w:tcPr>
+          <w:p>
+            <w:r>
+              <w:rPr>
+                <w:sz w:val="20"/>
+              </w:rPr>
+              <w:t>Celery</w:t>
+            </w:r>
+          </w:p>
+        </w:tc>
+        <w:tc>
+          <w:tcPr>
+            <w:tcW w:type="dxa" w:w="2160"/>
+          </w:tcPr>
+          <w:p>
+            <w:r>
+              <w:rPr>
+                <w:sz w:val="20"/>
+              </w:rPr>
+              <w:t>Runs slow work (building a report) off the request thread.</w:t>
+            </w:r>
+          </w:p>
+        </w:tc>
+        <w:tc>
+          <w:tcPr>
+            <w:tcW w:type="dxa" w:w="2160"/>
+          </w:tcPr>
+          <w:p>
+            <w:r>
+              <w:rPr>
+                <w:sz w:val="20"/>
+              </w:rPr>
+              <w:t>core/celery_app.py, reports/tasks.py</w:t>
+            </w:r>
+          </w:p>
+        </w:tc>
+        <w:tc>
+          <w:tcPr>
+            <w:tcW w:type="dxa" w:w="2160"/>
+          </w:tcPr>
+          <w:p>
+            <w:r>
+              <w:rPr>
+                <w:sz w:val="20"/>
+              </w:rPr>
+              <w:t>13</w:t>
+            </w:r>
+          </w:p>
+        </w:tc>
+      </w:tr>
+      <w:tr>
+        <w:tc>
+          <w:tcPr>
+            <w:tcW w:type="dxa" w:w="2160"/>
+          </w:tcPr>
+          <w:p>
+            <w:r>
+              <w:rPr>
+                <w:sz w:val="20"/>
+              </w:rPr>
+              <w:t>HTTPX</w:t>
+            </w:r>
+          </w:p>
+        </w:tc>
+        <w:tc>
+          <w:tcPr>
+            <w:tcW w:type="dxa" w:w="2160"/>
+          </w:tcPr>
+          <w:p>
+            <w:r>
+              <w:rPr>
+                <w:sz w:val="20"/>
+              </w:rPr>
+              <w:t>Calls external HTTP APIs (Claude/Groq, Business Central) server-side.</w:t>
+            </w:r>
+          </w:p>
+        </w:tc>
+        <w:tc>
+          <w:tcPr>
+            <w:tcW w:type="dxa" w:w="2160"/>
+          </w:tcPr>
+          <w:p>
+            <w:r>
+              <w:rPr>
+                <w:sz w:val="20"/>
+              </w:rPr>
+              <w:t>core/ai.py, bc/client.py</w:t>
+            </w:r>
+          </w:p>
+        </w:tc>
+        <w:tc>
+          <w:tcPr>
+            <w:tcW w:type="dxa" w:w="2160"/>
+          </w:tcPr>
+          <w:p>
+            <w:r>
+              <w:rPr>
+                <w:sz w:val="20"/>
+              </w:rPr>
+              <w:t>14</w:t>
+            </w:r>
+          </w:p>
+        </w:tc>
+      </w:tr>
+      <w:tr>
+        <w:tc>
+          <w:tcPr>
+            <w:tcW w:type="dxa" w:w="2160"/>
+          </w:tcPr>
+          <w:p>
+            <w:r>
+              <w:rPr>
+                <w:sz w:val="20"/>
+              </w:rPr>
+              <w:t>Pandas / OpenPyXL</w:t>
+            </w:r>
+          </w:p>
+        </w:tc>
+        <w:tc>
+          <w:tcPr>
+            <w:tcW w:type="dxa" w:w="2160"/>
+          </w:tcPr>
+          <w:p>
+            <w:r>
+              <w:rPr>
+                <w:sz w:val="20"/>
+              </w:rPr>
+              <w:t>Turns SQL rows into a downloadable Excel sales report.</w:t>
+            </w:r>
+          </w:p>
+        </w:tc>
+        <w:tc>
+          <w:tcPr>
+            <w:tcW w:type="dxa" w:w="2160"/>
+          </w:tcPr>
+          <w:p>
+            <w:r>
+              <w:rPr>
+                <w:sz w:val="20"/>
+              </w:rPr>
+              <w:t>reports/tasks.py</w:t>
+            </w:r>
+          </w:p>
+        </w:tc>
+        <w:tc>
+          <w:tcPr>
+            <w:tcW w:type="dxa" w:w="2160"/>
+          </w:tcPr>
+          <w:p>
+            <w:r>
+              <w:rPr>
+                <w:sz w:val="20"/>
+              </w:rPr>
+              <w:t>15</w:t>
+            </w:r>
+          </w:p>
+        </w:tc>
+      </w:tr>
+      <w:tr>
+        <w:tc>
+          <w:tcPr>
+            <w:tcW w:type="dxa" w:w="2160"/>
+          </w:tcPr>
+          <w:p>
+            <w:r>
+              <w:rPr>
+                <w:sz w:val="20"/>
+              </w:rPr>
+              <w:t>Pytest</w:t>
+            </w:r>
+          </w:p>
+        </w:tc>
+        <w:tc>
+          <w:tcPr>
+            <w:tcW w:type="dxa" w:w="2160"/>
+          </w:tcPr>
+          <w:p>
+            <w:r>
+              <w:rPr>
+                <w:sz w:val="20"/>
+              </w:rPr>
+              <w:t>Automated tests - no manual clicking through /docs.</w:t>
+            </w:r>
+          </w:p>
+        </w:tc>
+        <w:tc>
+          <w:tcPr>
+            <w:tcW w:type="dxa" w:w="2160"/>
+          </w:tcPr>
+          <w:p>
+            <w:r>
+              <w:rPr>
+                <w:sz w:val="20"/>
+              </w:rPr>
+              <w:t>tests/</w:t>
+            </w:r>
+          </w:p>
+        </w:tc>
+        <w:tc>
+          <w:tcPr>
+            <w:tcW w:type="dxa" w:w="2160"/>
+          </w:tcPr>
+          <w:p>
+            <w:r>
+              <w:rPr>
+                <w:sz w:val="20"/>
+              </w:rPr>
+              <w:t>16</w:t>
+            </w:r>
+          </w:p>
+        </w:tc>
+      </w:tr>
+      <w:tr>
+        <w:tc>
+          <w:tcPr>
+            <w:tcW w:type="dxa" w:w="2160"/>
+          </w:tcPr>
+          <w:p>
+            <w:r>
+              <w:rPr>
+                <w:sz w:val="20"/>
+              </w:rPr>
+              <w:t>Docker</w:t>
+            </w:r>
+          </w:p>
+        </w:tc>
+        <w:tc>
+          <w:tcPr>
+            <w:tcW w:type="dxa" w:w="2160"/>
+          </w:tcPr>
+          <w:p>
+            <w:r>
+              <w:rPr>
+                <w:sz w:val="20"/>
+              </w:rPr>
+              <w:t>One command runs the whole stack.</w:t>
+            </w:r>
+          </w:p>
+        </w:tc>
+        <w:tc>
+          <w:tcPr>
+            <w:tcW w:type="dxa" w:w="2160"/>
+          </w:tcPr>
+          <w:p>
+            <w:r>
+              <w:rPr>
+                <w:sz w:val="20"/>
+              </w:rPr>
+              <w:t>Dockerfile, docker-compose.yml</w:t>
+            </w:r>
+          </w:p>
+        </w:tc>
+        <w:tc>
+          <w:tcPr>
+            <w:tcW w:type="dxa" w:w="2160"/>
+          </w:tcPr>
+          <w:p>
+            <w:r>
+              <w:rPr>
+                <w:sz w:val="20"/>
+              </w:rPr>
+              <w:t>17</w:t>
+            </w:r>
+          </w:p>
+        </w:tc>
+      </w:tr>
+      <w:tr>
+        <w:tc>
+          <w:tcPr>
+            <w:tcW w:type="dxa" w:w="2160"/>
+          </w:tcPr>
+          <w:p>
+            <w:r>
+              <w:rPr>
+                <w:sz w:val="20"/>
+              </w:rPr>
+              <w:t>AWS</w:t>
+            </w:r>
+          </w:p>
+        </w:tc>
+        <w:tc>
+          <w:tcPr>
+            <w:tcW w:type="dxa" w:w="2160"/>
+          </w:tcPr>
+          <w:p>
+            <w:r>
+              <w:rPr>
+                <w:sz w:val="20"/>
+              </w:rPr>
+              <w:t>Where it actually runs for real users.</w:t>
+            </w:r>
+          </w:p>
+        </w:tc>
+        <w:tc>
+          <w:tcPr>
+            <w:tcW w:type="dxa" w:w="2160"/>
+          </w:tcPr>
+          <w:p>
+            <w:r>
+              <w:rPr>
+                <w:sz w:val="20"/>
+              </w:rPr>
+              <w:t>AWS_DEPLOYMENT_GUIDE.md</w:t>
+            </w:r>
+          </w:p>
+        </w:tc>
+        <w:tc>
+          <w:tcPr>
+            <w:tcW w:type="dxa" w:w="2160"/>
+          </w:tcPr>
+          <w:p>
+            <w:r>
+              <w:rPr>
+                <w:sz w:val="20"/>
+              </w:rPr>
+              <w:t>18</w:t>
+            </w:r>
+          </w:p>
+        </w:tc>
+      </w:tr>
+    </w:tbl>
+    <w:p>
+      <w:pPr>
+        <w:spacing w:after="80"/>
+      </w:pPr>
+    </w:p>
     <w:p>
       <w:pPr>
         <w:pStyle w:val="Heading1"/>
@@ -185,7 +1124,7 @@
               <w:rPr>
                 <w:sz w:val="20"/>
               </w:rPr>
-              <w:t>app/routers/api/</w:t>
+              <w:t>app/&lt;feature&gt;/api.py</w:t>
             </w:r>
           </w:p>
         </w:tc>
@@ -239,7 +1178,7 @@
               <w:rPr>
                 <w:sz w:val="20"/>
               </w:rPr>
-              <w:t>app/routers/web/</w:t>
+              <w:t>app/&lt;feature&gt;/web.py</w:t>
             </w:r>
           </w:p>
         </w:tc>
@@ -332,23 +1271,23 @@
               <w:br/>
               <w:t xml:space="preserve">   +-----------------------+</w:t>
               <w:br/>
-              <w:t xml:space="preserve">   |  Router  (the URL)    |  app/routers/...   'when someone hits /books, run this'</w:t>
+              <w:t xml:space="preserve">   |  Router  (the URL)    |  app/&lt;feature&gt;/api.py web.py  'hit /books, run this'</w:t>
               <w:br/>
               <w:t xml:space="preserve">   +-----------------------+</w:t>
               <w:br/>
-              <w:t xml:space="preserve">   |  Schema  (the shape)  |  app/schemas.py    'the input must look like this'</w:t>
+              <w:t xml:space="preserve">   |  Schema  (the shape)  |  app/&lt;feature&gt;/schemas.py     'input must look like this'</w:t>
               <w:br/>
               <w:t xml:space="preserve">   +-----------------------+</w:t>
               <w:br/>
-              <w:t xml:space="preserve">   |  Deps    (the guard)  |  app/deps.py       'are you logged in? are you admin?'</w:t>
+              <w:t xml:space="preserve">   |  Deps    (the guard)  |  app/auth/dependencies.py     'logged in? are you admin?'</w:t>
               <w:br/>
               <w:t xml:space="preserve">   +-----------------------+</w:t>
               <w:br/>
-              <w:t xml:space="preserve">   |  Model   (the table)  |  app/models.py     'this maps to a database table'</w:t>
+              <w:t xml:space="preserve">   |  Model   (the table)  |  app/&lt;feature&gt;/models.py      'this maps to a DB table'</w:t>
               <w:br/>
               <w:t xml:space="preserve">   +-----------------------+</w:t>
               <w:br/>
-              <w:t xml:space="preserve">   |  Database (the engine)|  app/database.py   'open/close the DB connection'</w:t>
+              <w:t xml:space="preserve">   |  Database (the engine)|  app/core/database.py         'open/close the DB connection'</w:t>
               <w:br/>
               <w:t xml:space="preserve">   +-----------------------+</w:t>
               <w:br/>
@@ -377,7 +1316,7 @@
           <w:i w:val="0"/>
           <w:sz w:val="22"/>
         </w:rPr>
-        <w:t>Supporting pieces every layer leans on:</w:t>
+        <w:t>The code is organised feature-first: each domain (auth, books, cart, ...) is a self-contained package holding its own models.py, schemas.py, api.py and web.py. Cross-cutting infrastructure lives under app/core:</w:t>
       </w:r>
     </w:p>
     <w:p>
@@ -389,7 +1328,7 @@
         <w:rPr>
           <w:sz w:val="22"/>
         </w:rPr>
-        <w:t>config.py — settings (DB password, secret key) read from a .env file.</w:t>
+        <w:t>core/config.py — settings (DB password, secret key) read from a .env file.</w:t>
       </w:r>
     </w:p>
     <w:p>
@@ -401,7 +1340,7 @@
         <w:rPr>
           <w:sz w:val="22"/>
         </w:rPr>
-        <w:t>security.py — password hashing + JWT token creation.</w:t>
+        <w:t>core/database.py — the engine/session + the Base/TimestampMixin models share.</w:t>
       </w:r>
     </w:p>
     <w:p>
@@ -413,7 +1352,31 @@
         <w:rPr>
           <w:sz w:val="22"/>
         </w:rPr>
-        <w:t>templating.py — turns data into HTML pages (web door only).</w:t>
+        <w:t>core/security.py — password hashing + JWT token creation.</w:t>
+      </w:r>
+    </w:p>
+    <w:p>
+      <w:pPr>
+        <w:pStyle w:val="ListBullet"/>
+        <w:spacing w:after="80"/>
+      </w:pPr>
+      <w:r>
+        <w:rPr>
+          <w:sz w:val="22"/>
+        </w:rPr>
+        <w:t>core/templating.py — turns data into HTML pages (web door only).</w:t>
+      </w:r>
+    </w:p>
+    <w:p>
+      <w:pPr>
+        <w:pStyle w:val="ListBullet"/>
+        <w:spacing w:after="80"/>
+      </w:pPr>
+      <w:r>
+        <w:rPr>
+          <w:sz w:val="22"/>
+        </w:rPr>
+        <w:t>auth/dependencies.py — the auth/role guards every feature reuses.</w:t>
       </w:r>
     </w:p>
     <w:p>
@@ -496,35 +1459,41 @@
               <w:br/>
               <w:t xml:space="preserve">    |-- main.py          (2) the wiring - builds the app, attaches everything</w:t>
               <w:br/>
-              <w:t xml:space="preserve">    |-- config.py        settings loaded from .env</w:t>
+              <w:t xml:space="preserve">    |</w:t>
               <w:br/>
-              <w:t xml:space="preserve">    |-- database.py      SQLAlchemy engine + 'give me a DB session' helper</w:t>
+              <w:t xml:space="preserve">    |-- core/            cross-cutting infrastructure (shared by every feature)</w:t>
               <w:br/>
-              <w:t xml:space="preserve">    |-- models.py        (3) the database tables, as Python classes</w:t>
+              <w:t xml:space="preserve">    |   |-- config.py        settings loaded from .env</w:t>
               <w:br/>
-              <w:t xml:space="preserve">    |-- schemas.py       (4) the shape of API request bodies (validation)</w:t>
+              <w:t xml:space="preserve">    |   |-- database.py      engine + session helper + Base/TimestampMixin</w:t>
               <w:br/>
-              <w:t xml:space="preserve">    |-- security.py      password hashing + JWT tokens</w:t>
+              <w:t xml:space="preserve">    |   |-- security.py      (4) password hashing + JWT tokens</w:t>
               <w:br/>
-              <w:t xml:space="preserve">    |-- deps.py          (5) guards: 'must be logged in / must be admin'</w:t>
-              <w:br/>
-              <w:t xml:space="preserve">    |-- templating.py    Jinja2 setup + flash messages + render() helper</w:t>
+              <w:t xml:space="preserve">    |   |-- templating.py    (7) Jinja2 setup + flash messages + render() helper</w:t>
               <w:br/>
               <w:t xml:space="preserve">    |</w:t>
               <w:br/>
-              <w:t xml:space="preserve">    |-- routers/         (6) the actual endpoints (the URLs)</w:t>
+              <w:t xml:space="preserve">    |-- auth/            (6) a FEATURE package - one self-contained domain</w:t>
               <w:br/>
-              <w:t xml:space="preserve">    |   |-- api/         JSON API  -&gt; mounted under /api</w:t>
+              <w:t xml:space="preserve">    |   |-- models.py        (3) the User table, as a Python class</w:t>
               <w:br/>
-              <w:t xml:space="preserve">    |   |   |-- auth.py books.py cart.py wishlist.py</w:t>
+              <w:t xml:space="preserve">    |   |-- schemas.py       (4) the shape of this feature's API request bodies</w:t>
               <w:br/>
-              <w:t xml:space="preserve">    |   |   |-- address.py orders.py feedback.py</w:t>
+              <w:t xml:space="preserve">    |   |-- dependencies.py  (5) guards: 'must be logged in / must be admin'</w:t>
               <w:br/>
-              <w:t xml:space="preserve">    |   |-- web/         HTML pages -&gt; mounted at /</w:t>
+              <w:t xml:space="preserve">    |   |-- api.py           JSON API  -&gt; mounted under /api</w:t>
               <w:br/>
-              <w:t xml:space="preserve">    |       |-- auth.py dashboard.py books.py cart.py wishlist.py</w:t>
+              <w:t xml:space="preserve">    |   |-- web.py           HTML pages -&gt; mounted at /</w:t>
               <w:br/>
-              <w:t xml:space="preserve">    |       |-- address.py orders.py feedback.py users.py password.py</w:t>
+              <w:t xml:space="preserve">    |</w:t>
+              <w:br/>
+              <w:t xml:space="preserve">    |-- books/ cart/ wishlist/ address/ orders/ feedback/</w:t>
+              <w:br/>
+              <w:t xml:space="preserve">    |                    each repeats the shape: models / schemas / api / web</w:t>
+              <w:br/>
+              <w:t xml:space="preserve">    |-- dashboard/ users/ password/</w:t>
+              <w:br/>
+              <w:t xml:space="preserve">    |                    web.py only (screens that reuse other features' tables)</w:t>
               <w:br/>
               <w:t xml:space="preserve">    |</w:t>
               <w:br/>
@@ -559,7 +1528,7 @@
           <w:i/>
           <w:sz w:val="22"/>
         </w:rPr>
-        <w:t>The numbered files (1–7) are the order we build them in Section 6.</w:t>
+        <w:t>The numbered items (1–7) are the order we build them in Section 6 — they now map to roles, not single files: infrastructure in core/, and every feature package repeats the same models -&gt; schemas -&gt; dependencies -&gt; api/web shape.</w:t>
       </w:r>
     </w:p>
     <w:p>
@@ -1150,6 +2119,174 @@
           </w:p>
         </w:tc>
       </w:tr>
+      <w:tr>
+        <w:tc>
+          <w:tcPr>
+            <w:tcW w:type="dxa" w:w="4320"/>
+          </w:tcPr>
+          <w:p>
+            <w:r>
+              <w:rPr>
+                <w:sz w:val="20"/>
+              </w:rPr>
+              <w:t>Alembic</w:t>
+            </w:r>
+          </w:p>
+        </w:tc>
+        <w:tc>
+          <w:tcPr>
+            <w:tcW w:type="dxa" w:w="4320"/>
+          </w:tcPr>
+          <w:p>
+            <w:r>
+              <w:rPr>
+                <w:sz w:val="20"/>
+              </w:rPr>
+              <w:t>Generates/runs versioned schema migrations. -&gt; Section 11</w:t>
+            </w:r>
+          </w:p>
+        </w:tc>
+      </w:tr>
+      <w:tr>
+        <w:tc>
+          <w:tcPr>
+            <w:tcW w:type="dxa" w:w="4320"/>
+          </w:tcPr>
+          <w:p>
+            <w:r>
+              <w:rPr>
+                <w:sz w:val="20"/>
+              </w:rPr>
+              <w:t>redis</w:t>
+            </w:r>
+          </w:p>
+        </w:tc>
+        <w:tc>
+          <w:tcPr>
+            <w:tcW w:type="dxa" w:w="4320"/>
+          </w:tcPr>
+          <w:p>
+            <w:r>
+              <w:rPr>
+                <w:sz w:val="20"/>
+              </w:rPr>
+              <w:t>Python client for the Redis cache. -&gt; Section 12</w:t>
+            </w:r>
+          </w:p>
+        </w:tc>
+      </w:tr>
+      <w:tr>
+        <w:tc>
+          <w:tcPr>
+            <w:tcW w:type="dxa" w:w="4320"/>
+          </w:tcPr>
+          <w:p>
+            <w:r>
+              <w:rPr>
+                <w:sz w:val="20"/>
+              </w:rPr>
+              <w:t>celery</w:t>
+            </w:r>
+          </w:p>
+        </w:tc>
+        <w:tc>
+          <w:tcPr>
+            <w:tcW w:type="dxa" w:w="4320"/>
+          </w:tcPr>
+          <w:p>
+            <w:r>
+              <w:rPr>
+                <w:sz w:val="20"/>
+              </w:rPr>
+              <w:t>Runs background jobs on a separate worker process. -&gt; Section 13</w:t>
+            </w:r>
+          </w:p>
+        </w:tc>
+      </w:tr>
+      <w:tr>
+        <w:tc>
+          <w:tcPr>
+            <w:tcW w:type="dxa" w:w="4320"/>
+          </w:tcPr>
+          <w:p>
+            <w:r>
+              <w:rPr>
+                <w:sz w:val="20"/>
+              </w:rPr>
+              <w:t>pandas</w:t>
+            </w:r>
+          </w:p>
+        </w:tc>
+        <w:tc>
+          <w:tcPr>
+            <w:tcW w:type="dxa" w:w="4320"/>
+          </w:tcPr>
+          <w:p>
+            <w:r>
+              <w:rPr>
+                <w:sz w:val="20"/>
+              </w:rPr>
+              <w:t>Shapes SQL rows into a table for export. -&gt; Section 15</w:t>
+            </w:r>
+          </w:p>
+        </w:tc>
+      </w:tr>
+      <w:tr>
+        <w:tc>
+          <w:tcPr>
+            <w:tcW w:type="dxa" w:w="4320"/>
+          </w:tcPr>
+          <w:p>
+            <w:r>
+              <w:rPr>
+                <w:sz w:val="20"/>
+              </w:rPr>
+              <w:t>openpyxl</w:t>
+            </w:r>
+          </w:p>
+        </w:tc>
+        <w:tc>
+          <w:tcPr>
+            <w:tcW w:type="dxa" w:w="4320"/>
+          </w:tcPr>
+          <w:p>
+            <w:r>
+              <w:rPr>
+                <w:sz w:val="20"/>
+              </w:rPr>
+              <w:t>The engine Pandas uses to write real .xlsx files. -&gt; Section 15</w:t>
+            </w:r>
+          </w:p>
+        </w:tc>
+      </w:tr>
+      <w:tr>
+        <w:tc>
+          <w:tcPr>
+            <w:tcW w:type="dxa" w:w="4320"/>
+          </w:tcPr>
+          <w:p>
+            <w:r>
+              <w:rPr>
+                <w:sz w:val="20"/>
+              </w:rPr>
+              <w:t>pytest</w:t>
+            </w:r>
+          </w:p>
+        </w:tc>
+        <w:tc>
+          <w:tcPr>
+            <w:tcW w:type="dxa" w:w="4320"/>
+          </w:tcPr>
+          <w:p>
+            <w:r>
+              <w:rPr>
+                <w:sz w:val="20"/>
+              </w:rPr>
+              <w:t>Runs the automated test suite. -&gt; Section 16</w:t>
+            </w:r>
+          </w:p>
+        </w:tc>
+      </w:tr>
     </w:tbl>
     <w:p>
       <w:pPr>
@@ -1188,7 +2325,7 @@
         <w:rPr>
           <w:color w:val="4F46E5"/>
         </w:rPr>
-        <w:t>(1) config.py — settings first</w:t>
+        <w:t>(1) core/config.py — settings first</w:t>
       </w:r>
     </w:p>
     <w:p>
@@ -1281,7 +2418,7 @@
         <w:rPr>
           <w:color w:val="4F46E5"/>
         </w:rPr>
-        <w:t>(2) database.py — the connection</w:t>
+        <w:t>(2) core/database.py — the connection</w:t>
       </w:r>
     </w:p>
     <w:p>
@@ -1294,7 +2431,7 @@
           <w:i w:val="0"/>
           <w:sz w:val="22"/>
         </w:rPr>
-        <w:t>Create the engine (pool of DB connections), a SessionLocal factory (each request gets its own short-lived session), and the Base class all models inherit from.</w:t>
+        <w:t>Create the engine (pool of DB connections), a SessionLocal factory (each request gets its own short-lived session), and the Base class all models inherit from. The shared TimestampMixin lives here too, so every feature's models import both from one place.</w:t>
       </w:r>
     </w:p>
     <w:tbl>
@@ -1373,7 +2510,7 @@
         <w:rPr>
           <w:color w:val="4F46E5"/>
         </w:rPr>
-        <w:t>(3) models.py — the tables</w:t>
+        <w:t>(3) &lt;feature&gt;/models.py — the tables</w:t>
       </w:r>
     </w:p>
     <w:p>
@@ -1386,7 +2523,7 @@
           <w:i w:val="0"/>
           <w:sz w:val="22"/>
         </w:rPr>
-        <w:t>Each class = one table. Each mapped_column = one column. relationship() links tables (e.g. a User has many Books).</w:t>
+        <w:t>Each class = one table, and it lives in its own feature package (User in auth/models.py, Book in books/models.py, ...). Each mapped_column = one column. relationship() links tables across features (e.g. a User has many Books) using string class names, so the packages don't import each other at module load.</w:t>
       </w:r>
     </w:p>
     <w:tbl>
@@ -1470,7 +2607,7 @@
         <w:rPr>
           <w:color w:val="4F46E5"/>
         </w:rPr>
-        <w:t>(4) security.py + schemas.py — protect and validate</w:t>
+        <w:t>(4) core/security.py + &lt;feature&gt;/schemas.py — protect and validate</w:t>
       </w:r>
     </w:p>
     <w:p>
@@ -1483,7 +2620,7 @@
           <w:i w:val="0"/>
           <w:sz w:val="22"/>
         </w:rPr>
-        <w:t>security.py does two jobs — hash passwords, and mint/read JWT tokens:</w:t>
+        <w:t>core/security.py does two jobs — hash passwords, and mint/read JWT tokens:</w:t>
       </w:r>
     </w:p>
     <w:tbl>
@@ -1538,7 +2675,7 @@
           <w:i w:val="0"/>
           <w:sz w:val="22"/>
         </w:rPr>
-        <w:t>schemas.py defines the shape of incoming API JSON with Pydantic. If the input doesn't match, FastAPI auto-rejects it with a 422 before your code runs.</w:t>
+        <w:t>Each feature's schemas.py defines the shape of incoming API JSON with Pydantic (e.g. auth/schemas.py holds RegisterRequest). If the input doesn't match, FastAPI auto-rejects it with a 422 before your code runs.</w:t>
       </w:r>
     </w:p>
     <w:tbl>
@@ -1631,7 +2768,7 @@
         <w:rPr>
           <w:color w:val="4F46E5"/>
         </w:rPr>
-        <w:t>(5) deps.py — the guards</w:t>
+        <w:t>(5) auth/dependencies.py — the guards</w:t>
       </w:r>
     </w:p>
     <w:p>
@@ -1644,7 +2781,7 @@
           <w:i w:val="0"/>
           <w:sz w:val="22"/>
         </w:rPr>
-        <w:t>Dependencies are reusable checks you attach to endpoints. This file answers 'who are you and are you allowed here?' — once, in one place.</w:t>
+        <w:t>Dependencies are reusable checks you attach to endpoints. This file answers 'who are you and are you allowed here?' — once, in one place. It lives in the auth package because auth is the foundation every other feature imports its guards from.</w:t>
       </w:r>
     </w:p>
     <w:p>
@@ -1789,7 +2926,7 @@
         <w:rPr>
           <w:color w:val="4F46E5"/>
         </w:rPr>
-        <w:t>(6) routers/ — the endpoints (the heart)</w:t>
+        <w:t>(6) &lt;feature&gt;/api.py + web.py — the endpoints (the heart)</w:t>
       </w:r>
     </w:p>
     <w:p>
@@ -1802,7 +2939,7 @@
           <w:i w:val="0"/>
           <w:sz w:val="22"/>
         </w:rPr>
-        <w:t>Now you write the actual URLs. Each file is an APIRouter grouping related routes. Read this API example slowly — every line ties back to a layer you already built:</w:t>
+        <w:t>Now you write the actual URLs. Each feature exposes its routes through an APIRouter in api.py (the JSON door) and another in web.py (the HTML door). Read this API example slowly — every line ties back to a layer you already built:</w:t>
       </w:r>
     </w:p>
     <w:tbl>
@@ -1948,7 +3085,7 @@
         <w:rPr>
           <w:color w:val="4F46E5"/>
         </w:rPr>
-        <w:t>(7) templating.py + templates/ — the HTML (web door only)</w:t>
+        <w:t>(7) core/templating.py + templates/ — the HTML (web door only)</w:t>
       </w:r>
     </w:p>
     <w:p>
@@ -1961,7 +3098,7 @@
           <w:i w:val="0"/>
           <w:sz w:val="22"/>
         </w:rPr>
-        <w:t>templating.py configures Jinja2 and gives you a render() helper that always injects the current user + any flash messages, so templates stay simple.</w:t>
+        <w:t>core/templating.py configures Jinja2 and gives you a render() helper that always injects the current user + any flash messages, so templates stay simple.</w:t>
       </w:r>
     </w:p>
     <w:p>
@@ -2155,13 +3292,20 @@
                 <w:rFonts w:ascii="Consolas" w:hAnsi="Consolas"/>
                 <w:sz w:val="18"/>
               </w:rPr>
-              <w:t>for r in (api_auth, api_books, api_cart, ...):</w:t>
+              <w:t>from app.auth import api as auth_api, web as auth_web</w:t>
               <w:br/>
-              <w:t xml:space="preserve">    app.include_router(r.router, prefix='/api')   # API door</w:t>
+              <w:t>from app.books import api as books_api, web as books_web</w:t>
               <w:br/>
-              <w:t>for r in (web_auth, web_dashboard, web_books, ...):</w:t>
+              <w:t># ...one import per feature...</w:t>
               <w:br/>
-              <w:t xml:space="preserve">    app.include_router(r.router)                  # web door</w:t>
+              <w:br/>
+              <w:t>for module in (auth_api, books_api, cart_api, ...):</w:t>
+              <w:br/>
+              <w:t xml:space="preserve">    app.include_router(module.router, prefix='/api')   # API door</w:t>
+              <w:br/>
+              <w:t>for module in (auth_web, dashboard_web, books_web, ...):</w:t>
+              <w:br/>
+              <w:t xml:space="preserve">    app.include_router(module.router)                  # web door</w:t>
             </w:r>
           </w:p>
         </w:tc>
@@ -2396,7 +3540,7 @@
         <w:rPr>
           <w:sz w:val="22"/>
         </w:rPr>
-        <w:t>Read in build order: config -&gt; database -&gt; models -&gt; schemas -&gt; security -&gt; deps -&gt; one router -&gt; its template -&gt; main. Don't start in main.py.</w:t>
+        <w:t>Read in build order: core/config -&gt; core/database -&gt; a feature's models -&gt; schemas -&gt; auth/dependencies -&gt; its api/web -&gt; its template -&gt; main. Don't start in main.py.</w:t>
       </w:r>
     </w:p>
     <w:p>
@@ -2408,7 +3552,7 @@
         <w:rPr>
           <w:sz w:val="22"/>
         </w:rPr>
-        <w:t>Pick ONE feature and trace it end-to-end. Books is best — it has both API and web versions plus a template. Compare them: same data, two doors.</w:t>
+        <w:t>Pick ONE feature and trace it end-to-end. Books is best — open app/books/ and read api.py and web.py side by side, plus the template. Same data, two doors.</w:t>
       </w:r>
     </w:p>
     <w:p>
@@ -2420,7 +3564,7 @@
         <w:rPr>
           <w:sz w:val="22"/>
         </w:rPr>
-        <w:t>Then change something small: add a 'genre' column (see below). Doing it once teaches more than reading ten times.</w:t>
+        <w:t>Then change something small — this repo already did it, so read it as a worked example: books.genre (see below). Doing it once teaches more than reading ten times.</w:t>
       </w:r>
     </w:p>
     <w:p>
@@ -2433,7 +3577,7 @@
           <w:i w:val="0"/>
           <w:sz w:val="22"/>
         </w:rPr>
-        <w:t>Mini-exercise — add a genre to books:</w:t>
+        <w:t>Worked example — books.genre was added exactly the way you'd add any new column:</w:t>
       </w:r>
     </w:p>
     <w:p>
@@ -2445,7 +3589,7 @@
         <w:rPr>
           <w:sz w:val="22"/>
         </w:rPr>
-        <w:t>Add the field in models.py.</w:t>
+        <w:t>The field in app/books/models.py.</w:t>
       </w:r>
     </w:p>
     <w:p>
@@ -2457,7 +3601,7 @@
         <w:rPr>
           <w:sz w:val="22"/>
         </w:rPr>
-        <w:t>Add it to BookCreate in schemas.py.</w:t>
+        <w:t>BookCreate/BookUpdate in app/books/schemas.py.</w:t>
       </w:r>
     </w:p>
     <w:p>
@@ -2469,7 +3613,7 @@
         <w:rPr>
           <w:sz w:val="22"/>
         </w:rPr>
-        <w:t>Read it in the router and pass it to Book(...).</w:t>
+        <w:t>Read/written in app/books/api.py and app/books/web.py, passed to Book(...).</w:t>
       </w:r>
     </w:p>
     <w:p>
@@ -2481,7 +3625,7 @@
         <w:rPr>
           <w:sz w:val="22"/>
         </w:rPr>
-        <w:t>Show it in templates/books/index.html.</w:t>
+        <w:t>Shown in templates/books/index.html and templates/books/edit.html.</w:t>
       </w:r>
     </w:p>
     <w:p>
@@ -2493,7 +3637,20 @@
         <w:rPr>
           <w:sz w:val="22"/>
         </w:rPr>
-        <w:t>Drop the table (or the DB) so create_all rebuilds it, and rerun.</w:t>
+        <w:t>Applied with a migration, not a dropped table — alembic/versions/0002_add_genre_and_order_totals.py (Section 11).</w:t>
+      </w:r>
+    </w:p>
+    <w:p>
+      <w:pPr>
+        <w:spacing w:after="160"/>
+      </w:pPr>
+      <w:r>
+        <w:rPr>
+          <w:b w:val="0"/>
+          <w:i/>
+          <w:sz w:val="22"/>
+        </w:rPr>
+        <w:t>Now do the same for a field of your own (e.g. an isbn on Book) — that's the exercise.</w:t>
       </w:r>
     </w:p>
     <w:p>
@@ -2516,7 +3673,7 @@
         <w:rPr>
           <w:sz w:val="22"/>
         </w:rPr>
-        <w:t>'Table doesn't have my new column.' create_all only CREATES missing tables; it does NOT alter existing ones. While learning, drop the table and restart. (Real apps use migrations — e.g. Alembic.)</w:t>
+        <w:t>'Table doesn't have my new column.' create_all only CREATES missing tables; it does NOT alter existing ones. While learning with CREATE_TABLES=true, dropping the table and restarting is the fast path. For a database you actually care about, use a migration instead — Section 11 does exactly this for real.</w:t>
       </w:r>
     </w:p>
     <w:p>
@@ -2588,7 +3745,7 @@
           <w:i w:val="0"/>
           <w:sz w:val="22"/>
         </w:rPr>
-        <w:t>To learn without installing MySQL, point the app at a local file DB. In config.py change database_url to:</w:t>
+        <w:t>To learn without installing MySQL, point the app at a local file DB. In app/core/config.py change database_url to:</w:t>
       </w:r>
     </w:p>
     <w:tbl>
@@ -2640,7 +3797,7 @@
           <w:i w:val="0"/>
           <w:sz w:val="22"/>
         </w:rPr>
-        <w:t>and in database.py add the SQLite-only arg:</w:t>
+        <w:t>and in app/core/database.py add the SQLite-only arg:</w:t>
       </w:r>
     </w:p>
     <w:tbl>
@@ -2701,8 +3858,280 @@
         <w:rPr>
           <w:color w:val="1E293B"/>
         </w:rPr>
-        <w:t>One-Paragraph Summary</w:t>
+        <w:t>11. Alembic — Schema Migrations</w:t>
       </w:r>
+    </w:p>
+    <w:p>
+      <w:pPr>
+        <w:pStyle w:val="Heading2"/>
+      </w:pPr>
+      <w:r>
+        <w:rPr>
+          <w:color w:val="4F46E5"/>
+        </w:rPr>
+        <w:t>The problem it solves</w:t>
+      </w:r>
+    </w:p>
+    <w:p>
+      <w:pPr>
+        <w:spacing w:after="160"/>
+      </w:pPr>
+      <w:r>
+        <w:rPr>
+          <w:b w:val="0"/>
+          <w:i w:val="0"/>
+          <w:sz w:val="22"/>
+        </w:rPr>
+        <w:t>Base.metadata.create_all() (Section 6, step 2) only CREATES missing tables. It never touches a table that already exists — so the day you add a column to a model that's already live, nothing happens. This app actually hit that exact wall already: app/core/database.py's ensure_ai_columns() is a hand-rolled ALTER TABLE ADD COLUMN hack, written specifically because create_all couldn't add the AI columns (tags, embedding, sentiment) to a database that predated them. Alembic is the general, versioned way to do what that hack does one-off: describe a schema change, apply it, and be able to undo it.</w:t>
+      </w:r>
+    </w:p>
+    <w:p>
+      <w:pPr>
+        <w:pStyle w:val="Heading2"/>
+      </w:pPr>
+      <w:r>
+        <w:rPr>
+          <w:color w:val="4F46E5"/>
+        </w:rPr>
+        <w:t>Where it lives</w:t>
+      </w:r>
+    </w:p>
+    <w:tbl>
+      <w:tblPr>
+        <w:tblW w:type="auto" w:w="0"/>
+        <w:jc w:val="center"/>
+        <w:tblLook w:firstColumn="1" w:firstRow="1" w:lastColumn="0" w:lastRow="0" w:noHBand="0" w:noVBand="1" w:val="04A0"/>
+      </w:tblPr>
+      <w:tblGrid>
+        <w:gridCol w:w="8640"/>
+      </w:tblGrid>
+      <w:tr>
+        <w:tc>
+          <w:tcPr>
+            <w:tcW w:type="dxa" w:w="8640"/>
+            <w:shd w:val="clear" w:fill="F2F3F7"/>
+          </w:tcPr>
+          <w:p>
+            <w:pPr>
+              <w:spacing w:after="0"/>
+            </w:pPr>
+            <w:r>
+              <w:rPr>
+                <w:rFonts w:ascii="Consolas" w:hAnsi="Consolas"/>
+                <w:sz w:val="18"/>
+              </w:rPr>
+              <w:t>alembic.ini            # Alembic's config - script location, logging</w:t>
+              <w:br/>
+              <w:t>alembic/env.py         # wired to import every feature's models + app settings</w:t>
+              <w:br/>
+              <w:t>alembic/versions/</w:t>
+              <w:br/>
+              <w:t xml:space="preserve">    0001_initial_schema.py                  # the 7 tables, as create_all makes them</w:t>
+              <w:br/>
+              <w:t xml:space="preserve">    0002_add_genre_and_order_totals.py      # books.genre + orders.quantity/total_price</w:t>
+            </w:r>
+          </w:p>
+        </w:tc>
+      </w:tr>
+    </w:tbl>
+    <w:p>
+      <w:pPr>
+        <w:spacing w:after="80"/>
+      </w:pPr>
+    </w:p>
+    <w:p>
+      <w:pPr>
+        <w:spacing w:after="160"/>
+      </w:pPr>
+      <w:r>
+        <w:rPr>
+          <w:b w:val="0"/>
+          <w:i w:val="0"/>
+          <w:sz w:val="22"/>
+        </w:rPr>
+        <w:t>alembic/env.py does two non-default things: (1) imports every feature's models.py before comparing anything, so Base.metadata actually contains every table — autogenerate can only see a model that has been imported somewhere; (2) reads the DB URL from app.core.config.settings (your .env) instead of a second, easy-to-forget copy in alembic.ini.</w:t>
+      </w:r>
+    </w:p>
+    <w:p>
+      <w:pPr>
+        <w:pStyle w:val="Heading2"/>
+      </w:pPr>
+      <w:r>
+        <w:rPr>
+          <w:color w:val="4F46E5"/>
+        </w:rPr>
+        <w:t>The workflow (how migration 0002 was actually made)</w:t>
+      </w:r>
+    </w:p>
+    <w:tbl>
+      <w:tblPr>
+        <w:tblW w:type="auto" w:w="0"/>
+        <w:jc w:val="center"/>
+        <w:tblLook w:firstColumn="1" w:firstRow="1" w:lastColumn="0" w:lastRow="0" w:noHBand="0" w:noVBand="1" w:val="04A0"/>
+      </w:tblPr>
+      <w:tblGrid>
+        <w:gridCol w:w="8640"/>
+      </w:tblGrid>
+      <w:tr>
+        <w:tc>
+          <w:tcPr>
+            <w:tcW w:type="dxa" w:w="8640"/>
+            <w:shd w:val="clear" w:fill="F2F3F7"/>
+          </w:tcPr>
+          <w:p>
+            <w:pPr>
+              <w:spacing w:after="0"/>
+            </w:pPr>
+            <w:r>
+              <w:rPr>
+                <w:rFonts w:ascii="Consolas" w:hAnsi="Consolas"/>
+                <w:sz w:val="18"/>
+              </w:rPr>
+              <w:t># 1. Change the model(s) - e.g. add a field in app/books/models.py</w:t>
+              <w:br/>
+              <w:t># 2. Ask Alembic to diff 'what the models say' vs 'what the DB has':</w:t>
+              <w:br/>
+              <w:t>alembic revision --autogenerate -m "add genre to books, quantity/total_price to orders"</w:t>
+              <w:br/>
+              <w:br/>
+              <w:t># 3. OPEN the generated file in alembic/versions/ and read it - autogenerate is a</w:t>
+              <w:br/>
+              <w:t>#    draft, not gospel. This repo's 0002 hand-adds server_default='1' to the new</w:t>
+              <w:br/>
+              <w:t>#    NOT NULL orders.quantity column, because adding a NOT NULL column to a table</w:t>
+              <w:br/>
+              <w:t>#    that already has rows fails outright without one.</w:t>
+              <w:br/>
+              <w:br/>
+              <w:t># 4. Apply it:</w:t>
+              <w:br/>
+              <w:t>alembic upgrade head</w:t>
+            </w:r>
+          </w:p>
+        </w:tc>
+      </w:tr>
+    </w:tbl>
+    <w:p>
+      <w:pPr>
+        <w:spacing w:after="80"/>
+      </w:pPr>
+    </w:p>
+    <w:p>
+      <w:pPr>
+        <w:pStyle w:val="ListBullet"/>
+        <w:spacing w:after="80"/>
+      </w:pPr>
+      <w:r>
+        <w:rPr>
+          <w:sz w:val="22"/>
+        </w:rPr>
+        <w:t>alembic current    — which revision is the DB actually on?</w:t>
+      </w:r>
+    </w:p>
+    <w:p>
+      <w:pPr>
+        <w:pStyle w:val="ListBullet"/>
+        <w:spacing w:after="80"/>
+      </w:pPr>
+      <w:r>
+        <w:rPr>
+          <w:sz w:val="22"/>
+        </w:rPr>
+        <w:t>alembic history    — the full chain, oldest -&gt; newest</w:t>
+      </w:r>
+    </w:p>
+    <w:p>
+      <w:pPr>
+        <w:pStyle w:val="ListBullet"/>
+        <w:spacing w:after="80"/>
+      </w:pPr>
+      <w:r>
+        <w:rPr>
+          <w:sz w:val="22"/>
+        </w:rPr>
+        <w:t>alembic downgrade -1  — undo the last migration (runs downgrade())</w:t>
+      </w:r>
+    </w:p>
+    <w:p>
+      <w:pPr>
+        <w:pStyle w:val="ListBullet"/>
+        <w:spacing w:after="80"/>
+      </w:pPr>
+      <w:r>
+        <w:rPr>
+          <w:sz w:val="22"/>
+        </w:rPr>
+        <w:t>alembic upgrade head  — (re)apply everything up to the latest</w:t>
+      </w:r>
+    </w:p>
+    <w:p>
+      <w:pPr>
+        <w:pStyle w:val="Heading2"/>
+      </w:pPr>
+      <w:r>
+        <w:rPr>
+          <w:color w:val="4F46E5"/>
+        </w:rPr>
+        <w:t>How this repo's two migrations were verified</w:t>
+      </w:r>
+    </w:p>
+    <w:p>
+      <w:pPr>
+        <w:spacing w:after="160"/>
+      </w:pPr>
+      <w:r>
+        <w:rPr>
+          <w:b w:val="0"/>
+          <w:i w:val="0"/>
+          <w:sz w:val="22"/>
+        </w:rPr>
+        <w:t>There's no MySQL server in a fresh checkout to test against, so both migrations were validated against a throwaway SQLite database instead:</w:t>
+      </w:r>
+    </w:p>
+    <w:tbl>
+      <w:tblPr>
+        <w:tblW w:type="auto" w:w="0"/>
+        <w:jc w:val="center"/>
+        <w:tblLook w:firstColumn="1" w:firstRow="1" w:lastColumn="0" w:lastRow="0" w:noHBand="0" w:noVBand="1" w:val="04A0"/>
+      </w:tblPr>
+      <w:tblGrid>
+        <w:gridCol w:w="8640"/>
+      </w:tblGrid>
+      <w:tr>
+        <w:tc>
+          <w:tcPr>
+            <w:tcW w:type="dxa" w:w="8640"/>
+            <w:shd w:val="clear" w:fill="F2F3F7"/>
+          </w:tcPr>
+          <w:p>
+            <w:pPr>
+              <w:spacing w:after="0"/>
+            </w:pPr>
+            <w:r>
+              <w:rPr>
+                <w:rFonts w:ascii="Consolas" w:hAnsi="Consolas"/>
+                <w:sz w:val="18"/>
+              </w:rPr>
+              <w:t>$env:ALEMBIC_SQLALCHEMY_URL = "sqlite:///./_alembic_test.db"</w:t>
+              <w:br/>
+              <w:t>alembic upgrade head        # 0001 -&gt; 0002, from empty</w:t>
+              <w:br/>
+              <w:t>alembic downgrade -1        # back to 0001</w:t>
+              <w:br/>
+              <w:t>alembic upgrade head        # forward again</w:t>
+              <w:br/>
+              <w:t>alembic check                # "No new upgrade operations detected" = models == DB</w:t>
+              <w:br/>
+              <w:t>Remove-Item _alembic_test.db</w:t>
+            </w:r>
+          </w:p>
+        </w:tc>
+      </w:tr>
+    </w:tbl>
+    <w:p>
+      <w:pPr>
+        <w:spacing w:after="80"/>
+      </w:pPr>
     </w:p>
     <w:p>
       <w:pPr>
@@ -2714,7 +4143,1481 @@
           <w:i/>
           <w:sz w:val="22"/>
         </w:rPr>
-        <w:t>You configure settings (config), open a database (database), describe tables as classes (models), validate inputs (schemas), hash passwords and mint tokens (security), guard endpoints (deps), write the URLs (routers), render HTML for humans (templates/templating), and bolt it all together (main). A request falls DOWN through router -&gt; schema -&gt; guard -&gt; model -&gt; DB, and the response climbs back UP. Master one feature's path and you've mastered them all.</w:t>
+        <w:t>ALEMBIC_SQLALCHEMY_URL (read in alembic/env.py) is a hook made for exactly this — pointing migrations at a disposable database without touching .env. Against your real MySQL, skip that variable and Alembic just uses .env as normal.</w:t>
+      </w:r>
+    </w:p>
+    <w:p>
+      <w:pPr>
+        <w:pStyle w:val="Heading2"/>
+      </w:pPr>
+      <w:r>
+        <w:rPr>
+          <w:color w:val="4F46E5"/>
+        </w:rPr>
+        <w:t>Alembic vs. CREATE_TABLES=true</w:t>
+      </w:r>
+    </w:p>
+    <w:p>
+      <w:pPr>
+        <w:pStyle w:val="ListBullet"/>
+        <w:spacing w:after="80"/>
+      </w:pPr>
+      <w:r>
+        <w:rPr>
+          <w:sz w:val="22"/>
+        </w:rPr>
+        <w:t>CREATE_TABLES=true (.env) -&gt; 'give me a schema with zero setup' (Section 4). Fine for a scratch database you'll happily drop.</w:t>
+      </w:r>
+    </w:p>
+    <w:p>
+      <w:pPr>
+        <w:pStyle w:val="ListBullet"/>
+        <w:spacing w:after="80"/>
+      </w:pPr>
+      <w:r>
+        <w:rPr>
+          <w:sz w:val="22"/>
+        </w:rPr>
+        <w:t>Alembic -&gt; 'evolve a schema I already have data in, and be able to undo it.'</w:t>
+      </w:r>
+    </w:p>
+    <w:p>
+      <w:pPr>
+        <w:spacing w:after="160"/>
+      </w:pPr>
+      <w:r>
+        <w:rPr>
+          <w:b/>
+          <w:i w:val="0"/>
+          <w:sz w:val="22"/>
+        </w:rPr>
+        <w:t>Once you're using Alembic for real changes, set CREATE_TABLES=false so the two mechanisms never race each other — docker-compose.yml (Section 17) already does this and runs alembic upgrade head before every start instead.</w:t>
+      </w:r>
+    </w:p>
+    <w:p>
+      <w:pPr>
+        <w:pStyle w:val="Heading1"/>
+      </w:pPr>
+      <w:r>
+        <w:rPr>
+          <w:color w:val="1E293B"/>
+        </w:rPr>
+        <w:t>12. Redis — Caching the Book Catalogue</w:t>
+      </w:r>
+    </w:p>
+    <w:p>
+      <w:pPr>
+        <w:pStyle w:val="Heading2"/>
+      </w:pPr>
+      <w:r>
+        <w:rPr>
+          <w:color w:val="4F46E5"/>
+        </w:rPr>
+        <w:t>Why here</w:t>
+      </w:r>
+    </w:p>
+    <w:p>
+      <w:pPr>
+        <w:spacing w:after="160"/>
+      </w:pPr>
+      <w:r>
+        <w:rPr>
+          <w:b w:val="0"/>
+          <w:i w:val="0"/>
+          <w:sz w:val="22"/>
+        </w:rPr>
+        <w:t>GET /api/displayAllBooks (and the web /books page) is read constantly and changes rarely — the textbook case for a cache. This is the cache-aside pattern: check the cache first; on a miss, hit the database and then fill the cache; on any write, delete the cached copy so the next read is forced back to the database.</w:t>
+      </w:r>
+    </w:p>
+    <w:p>
+      <w:pPr>
+        <w:pStyle w:val="Heading2"/>
+      </w:pPr>
+      <w:r>
+        <w:rPr>
+          <w:color w:val="4F46E5"/>
+        </w:rPr>
+        <w:t>Where it lives</w:t>
+      </w:r>
+    </w:p>
+    <w:p>
+      <w:pPr>
+        <w:pStyle w:val="ListBullet"/>
+        <w:spacing w:after="80"/>
+      </w:pPr>
+      <w:r>
+        <w:rPr>
+          <w:sz w:val="22"/>
+        </w:rPr>
+        <w:t>app/core/redis_client.py — one shared redis.Redis client, exactly like engine/SessionLocal in core/database.py.</w:t>
+      </w:r>
+    </w:p>
+    <w:p>
+      <w:pPr>
+        <w:pStyle w:val="ListBullet"/>
+        <w:spacing w:after="80"/>
+      </w:pPr>
+      <w:r>
+        <w:rPr>
+          <w:sz w:val="22"/>
+        </w:rPr>
+        <w:t>app/books/cache.py — get_cached_books(), set_cached_books(), invalidate_books_cache(). Every function wraps its Redis call in try/except: a Redis outage degrades the app to 'slower', never 'broken'.</w:t>
+      </w:r>
+    </w:p>
+    <w:p>
+      <w:pPr>
+        <w:pStyle w:val="ListBullet"/>
+        <w:spacing w:after="80"/>
+      </w:pPr>
+      <w:r>
+        <w:rPr>
+          <w:sz w:val="22"/>
+        </w:rPr>
+        <w:t>Wired into app/books/api.py::display_all_books (reads the cache first); every mutation in books/api.py + books/web.py calls invalidate_books_cache(); orders/api.py::place_order and orders/web.py::store invalidate too (placing an order changes a book's stock count).</w:t>
+      </w:r>
+    </w:p>
+    <w:p>
+      <w:pPr>
+        <w:pStyle w:val="Heading2"/>
+      </w:pPr>
+      <w:r>
+        <w:rPr>
+          <w:color w:val="4F46E5"/>
+        </w:rPr>
+        <w:t>Try it</w:t>
+      </w:r>
+    </w:p>
+    <w:tbl>
+      <w:tblPr>
+        <w:tblW w:type="auto" w:w="0"/>
+        <w:jc w:val="center"/>
+        <w:tblLook w:firstColumn="1" w:firstRow="1" w:lastColumn="0" w:lastRow="0" w:noHBand="0" w:noVBand="1" w:val="04A0"/>
+      </w:tblPr>
+      <w:tblGrid>
+        <w:gridCol w:w="8640"/>
+      </w:tblGrid>
+      <w:tr>
+        <w:tc>
+          <w:tcPr>
+            <w:tcW w:type="dxa" w:w="8640"/>
+            <w:shd w:val="clear" w:fill="F2F3F7"/>
+          </w:tcPr>
+          <w:p>
+            <w:pPr>
+              <w:spacing w:after="0"/>
+            </w:pPr>
+            <w:r>
+              <w:rPr>
+                <w:rFonts w:ascii="Consolas" w:hAnsi="Consolas"/>
+                <w:sz w:val="18"/>
+              </w:rPr>
+              <w:t># Run Redis locally (Docker):</w:t>
+              <w:br/>
+              <w:t>docker run -p 6379:6379 redis:7-alpine</w:t>
+              <w:br/>
+              <w:t># or via this repo's compose file:</w:t>
+              <w:br/>
+              <w:t>docker compose up redis</w:t>
+            </w:r>
+          </w:p>
+        </w:tc>
+      </w:tr>
+    </w:tbl>
+    <w:p>
+      <w:pPr>
+        <w:spacing w:after="80"/>
+      </w:pPr>
+    </w:p>
+    <w:p>
+      <w:pPr>
+        <w:spacing w:after="160"/>
+      </w:pPr>
+      <w:r>
+        <w:rPr>
+          <w:b w:val="0"/>
+          <w:i w:val="0"/>
+          <w:sz w:val="22"/>
+        </w:rPr>
+        <w:t>Then call GET /api/displayAllBooks twice (with a valid token) — the response body includes "cached": false the first time (database) and "cached": true the second (Redis), until REDIS_CACHE_SECONDS (default 60s, in .env) expires or a write invalidates it. Stop Redis and call it again: same data, "cached" always false — the fallback path.</w:t>
+      </w:r>
+    </w:p>
+    <w:p>
+      <w:pPr>
+        <w:pStyle w:val="Heading1"/>
+      </w:pPr>
+      <w:r>
+        <w:rPr>
+          <w:color w:val="1E293B"/>
+        </w:rPr>
+        <w:t>13. Celery — Background Jobs</w:t>
+      </w:r>
+    </w:p>
+    <w:p>
+      <w:pPr>
+        <w:pStyle w:val="Heading2"/>
+      </w:pPr>
+      <w:r>
+        <w:rPr>
+          <w:color w:val="4F46E5"/>
+        </w:rPr>
+        <w:t>Why here</w:t>
+      </w:r>
+    </w:p>
+    <w:p>
+      <w:pPr>
+        <w:spacing w:after="160"/>
+      </w:pPr>
+      <w:r>
+        <w:rPr>
+          <w:b w:val="0"/>
+          <w:i w:val="0"/>
+          <w:sz w:val="22"/>
+        </w:rPr>
+        <w:t>A request handler should answer fast. Building an Excel report by querying every order and writing a spreadsheet is exactly the kind of work that shouldn't happen inside that handler. Celery moves that work to a separate process (the worker): FastAPI enqueues a task and returns immediately; the worker picks it up whenever it's free; the client polls for the result.</w:t>
+      </w:r>
+    </w:p>
+    <w:p>
+      <w:pPr>
+        <w:spacing w:after="160"/>
+      </w:pPr>
+      <w:r>
+        <w:rPr>
+          <w:b w:val="0"/>
+          <w:i w:val="0"/>
+          <w:sz w:val="22"/>
+        </w:rPr>
+        <w:t>Redis plays two unrelated roles here, on two different logical DB numbers so they never collide with each other or with the Section 12 cache: broker (CELERY_BROKER_DB) — where FastAPI drops off 'please run this task'; result backend (CELERY_RESULT_DB) — where the worker writes the answer.</w:t>
+      </w:r>
+    </w:p>
+    <w:p>
+      <w:pPr>
+        <w:pStyle w:val="Heading2"/>
+      </w:pPr>
+      <w:r>
+        <w:rPr>
+          <w:color w:val="4F46E5"/>
+        </w:rPr>
+        <w:t>Where it lives</w:t>
+      </w:r>
+    </w:p>
+    <w:p>
+      <w:pPr>
+        <w:pStyle w:val="ListBullet"/>
+        <w:spacing w:after="80"/>
+      </w:pPr>
+      <w:r>
+        <w:rPr>
+          <w:sz w:val="22"/>
+        </w:rPr>
+        <w:t>app/core/celery_app.py — the shared Celery app (broker + backend URLs, from settings).</w:t>
+      </w:r>
+    </w:p>
+    <w:p>
+      <w:pPr>
+        <w:pStyle w:val="ListBullet"/>
+        <w:spacing w:after="80"/>
+      </w:pPr>
+      <w:r>
+        <w:rPr>
+          <w:sz w:val="22"/>
+        </w:rPr>
+        <w:t>app/reports/tasks.py — generate_orders_report, the actual task. Runs in the worker's process, so it can't use Depends(get_db) — it opens its own SessionLocal() directly.</w:t>
+      </w:r>
+    </w:p>
+    <w:p>
+      <w:pPr>
+        <w:pStyle w:val="ListBullet"/>
+        <w:spacing w:after="80"/>
+      </w:pPr>
+      <w:r>
+        <w:rPr>
+          <w:sz w:val="22"/>
+        </w:rPr>
+        <w:t>app/reports/api.py / app/reports/web.py — enqueue (.delay()) and poll (AsyncResult) endpoints, JWT and session flavours.</w:t>
+      </w:r>
+    </w:p>
+    <w:p>
+      <w:pPr>
+        <w:pStyle w:val="ListBullet"/>
+        <w:spacing w:after="80"/>
+      </w:pPr>
+      <w:r>
+        <w:rPr>
+          <w:sz w:val="22"/>
+        </w:rPr>
+        <w:t>app/templates/reports/index.html — a button + fetch() polling loop.</w:t>
+      </w:r>
+    </w:p>
+    <w:p>
+      <w:pPr>
+        <w:pStyle w:val="Heading2"/>
+      </w:pPr>
+      <w:r>
+        <w:rPr>
+          <w:color w:val="4F46E5"/>
+        </w:rPr>
+        <w:t>Run it</w:t>
+      </w:r>
+    </w:p>
+    <w:tbl>
+      <w:tblPr>
+        <w:tblW w:type="auto" w:w="0"/>
+        <w:jc w:val="center"/>
+        <w:tblLook w:firstColumn="1" w:firstRow="1" w:lastColumn="0" w:lastRow="0" w:noHBand="0" w:noVBand="1" w:val="04A0"/>
+      </w:tblPr>
+      <w:tblGrid>
+        <w:gridCol w:w="8640"/>
+      </w:tblGrid>
+      <w:tr>
+        <w:tc>
+          <w:tcPr>
+            <w:tcW w:type="dxa" w:w="8640"/>
+            <w:shd w:val="clear" w:fill="F2F3F7"/>
+          </w:tcPr>
+          <w:p>
+            <w:pPr>
+              <w:spacing w:after="0"/>
+            </w:pPr>
+            <w:r>
+              <w:rPr>
+                <w:rFonts w:ascii="Consolas" w:hAnsi="Consolas"/>
+                <w:sz w:val="18"/>
+              </w:rPr>
+              <w:t># Terminal 1 - Redis (broker + backend)</w:t>
+              <w:br/>
+              <w:t>docker run -p 6379:6379 redis:7-alpine</w:t>
+              <w:br/>
+              <w:br/>
+              <w:t># Terminal 2 - the Celery worker (a SEPARATE process from the web server)</w:t>
+              <w:br/>
+              <w:t>celery -A app.core.celery_app worker --loglevel=info --pool=solo</w:t>
+              <w:br/>
+              <w:t># --pool=solo: Celery's default 'prefork' pool needs fork(), which Windows</w:t>
+              <w:br/>
+              <w:t># doesn't have. --pool=solo runs one task at a time in-process instead.</w:t>
+              <w:br/>
+              <w:br/>
+              <w:t># Terminal 3 - the app, as always</w:t>
+              <w:br/>
+              <w:t>python run.py</w:t>
+            </w:r>
+          </w:p>
+        </w:tc>
+      </w:tr>
+    </w:tbl>
+    <w:p>
+      <w:pPr>
+        <w:spacing w:after="80"/>
+      </w:pPr>
+    </w:p>
+    <w:p>
+      <w:pPr>
+        <w:spacing w:after="160"/>
+      </w:pPr>
+      <w:r>
+        <w:rPr>
+          <w:b w:val="0"/>
+          <w:i w:val="0"/>
+          <w:sz w:val="22"/>
+        </w:rPr>
+        <w:t>Log in as an admin, open /reports, click Generate report. The page POSTs to /reports/orders/export (-&gt; task.delay(), returns a task_id immediately), then polls GET /reports/orders/export/{task_id} every 1.5s until the worker finishes and the state flips to SUCCESS with a download link.</w:t>
+      </w:r>
+    </w:p>
+    <w:p>
+      <w:pPr>
+        <w:spacing w:after="160"/>
+      </w:pPr>
+      <w:r>
+        <w:rPr>
+          <w:b w:val="0"/>
+          <w:i/>
+          <w:sz w:val="22"/>
+        </w:rPr>
+        <w:t>No worker running? The task just sits in Redis's queue forever and the page polls PENDING indefinitely — a good way to feel why the worker is a separate, must-be-running process, not optional plumbing.</w:t>
+      </w:r>
+    </w:p>
+    <w:p>
+      <w:pPr>
+        <w:pStyle w:val="Heading1"/>
+      </w:pPr>
+      <w:r>
+        <w:rPr>
+          <w:color w:val="1E293B"/>
+        </w:rPr>
+        <w:t>14. HTTPX — Calling Other Services</w:t>
+      </w:r>
+    </w:p>
+    <w:p>
+      <w:pPr>
+        <w:spacing w:after="160"/>
+      </w:pPr>
+      <w:r>
+        <w:rPr>
+          <w:b w:val="0"/>
+          <w:i w:val="0"/>
+          <w:sz w:val="22"/>
+        </w:rPr>
+        <w:t>Already in this codebase before this guide's later sections were added — worth calling out explicitly since it's the 'make an HTTP request from the server' tool the stack diagram asks about.</w:t>
+      </w:r>
+    </w:p>
+    <w:p>
+      <w:pPr>
+        <w:pStyle w:val="ListBullet"/>
+        <w:spacing w:after="80"/>
+      </w:pPr>
+      <w:r>
+        <w:rPr>
+          <w:sz w:val="22"/>
+        </w:rPr>
+        <w:t>app/core/ai.py — talks to the Anthropic/Groq Messages APIs directly over HTTPS with httpx, instead of pulling in a heavier SDK.</w:t>
+      </w:r>
+    </w:p>
+    <w:p>
+      <w:pPr>
+        <w:pStyle w:val="ListBullet"/>
+        <w:spacing w:after="80"/>
+      </w:pPr>
+      <w:r>
+        <w:rPr>
+          <w:sz w:val="22"/>
+        </w:rPr>
+        <w:t>app/bc/client.py — Business Central's Azure AD OAuth2 client-credentials flow (fetch a token, then call the BC REST/OData API) — all httpx.</w:t>
+      </w:r>
+    </w:p>
+    <w:p>
+      <w:pPr>
+        <w:spacing w:after="160"/>
+      </w:pPr>
+      <w:r>
+        <w:rPr>
+          <w:b w:val="0"/>
+          <w:i w:val="0"/>
+          <w:sz w:val="22"/>
+        </w:rPr>
+        <w:t>Every route handler in this app is a plain def (not async def), so FastAPI runs it in Starlette's thread pool — a blocking httpx call there does NOT freeze the server for other requests. That's why these files use the plain synchronous httpx.Client/httpx.get API rather than httpx.AsyncClient — there's no event loop here to block.</w:t>
+      </w:r>
+    </w:p>
+    <w:p>
+      <w:pPr>
+        <w:pStyle w:val="Heading1"/>
+      </w:pPr>
+      <w:r>
+        <w:rPr>
+          <w:color w:val="1E293B"/>
+        </w:rPr>
+        <w:t>15. Pandas + OpenPyXL — The Sales Report</w:t>
+      </w:r>
+    </w:p>
+    <w:p>
+      <w:pPr>
+        <w:spacing w:after="160"/>
+      </w:pPr>
+      <w:r>
+        <w:rPr>
+          <w:b w:val="0"/>
+          <w:i w:val="0"/>
+          <w:sz w:val="22"/>
+        </w:rPr>
+        <w:t>Two libraries, two different jobs, chained in app/reports/tasks.py:</w:t>
+      </w:r>
+    </w:p>
+    <w:p>
+      <w:pPr>
+        <w:pStyle w:val="ListBullet"/>
+        <w:spacing w:after="80"/>
+      </w:pPr>
+      <w:r>
+        <w:rPr>
+          <w:sz w:val="22"/>
+        </w:rPr>
+        <w:t>Pandas — turns a list of SQLAlchemy result rows into a DataFrame (a table with named columns). _orders_dataframe() joins Order with Book, User and Address and hands the rows straight to pd.DataFrame(rows) — no manual dict-building.</w:t>
+      </w:r>
+    </w:p>
+    <w:p>
+      <w:pPr>
+        <w:pStyle w:val="ListBullet"/>
+        <w:spacing w:after="80"/>
+      </w:pPr>
+      <w:r>
+        <w:rPr>
+          <w:sz w:val="22"/>
+        </w:rPr>
+        <w:t>OpenPyXL — the engine that knows how to write that DataFrame out as a real .xlsx file (Excel's zipped-XML format). df.to_excel(path, engine='openpyxl') is Pandas handing the actual byte-level writing off to OpenPyXL.</w:t>
+      </w:r>
+    </w:p>
+    <w:p>
+      <w:pPr>
+        <w:spacing w:after="160"/>
+      </w:pPr>
+      <w:r>
+        <w:rPr>
+          <w:b w:val="0"/>
+          <w:i w:val="0"/>
+          <w:sz w:val="22"/>
+        </w:rPr>
+        <w:t>The report columns: order id, when it was placed, customer name/email, book name/author/genre, quantity, unit price, the order's stored total_price, and delivery city — see Section 11 for where orders.quantity/total_price came from (they didn't exist until migration 0002).</w:t>
+      </w:r>
+    </w:p>
+    <w:p>
+      <w:pPr>
+        <w:spacing w:after="160"/>
+      </w:pPr>
+      <w:r>
+        <w:rPr>
+          <w:b w:val="0"/>
+          <w:i w:val="0"/>
+          <w:sz w:val="22"/>
+        </w:rPr>
+        <w:t>The file is written to app/static/reports/&lt;task-id&gt;.xlsx, which is why it's downloadable straight from /static/reports/... — the same static mount Section 6 already set up for book covers.</w:t>
+      </w:r>
+    </w:p>
+    <w:p>
+      <w:pPr>
+        <w:pStyle w:val="Heading1"/>
+      </w:pPr>
+      <w:r>
+        <w:rPr>
+          <w:color w:val="1E293B"/>
+        </w:rPr>
+        <w:t>16. Pytest — The Test Suite</w:t>
+      </w:r>
+    </w:p>
+    <w:p>
+      <w:pPr>
+        <w:pStyle w:val="Heading2"/>
+      </w:pPr>
+      <w:r>
+        <w:rPr>
+          <w:color w:val="4F46E5"/>
+        </w:rPr>
+        <w:t>Why it matters here specifically</w:t>
+      </w:r>
+    </w:p>
+    <w:p>
+      <w:pPr>
+        <w:spacing w:after="160"/>
+      </w:pPr>
+      <w:r>
+        <w:rPr>
+          <w:b w:val="0"/>
+          <w:i w:val="0"/>
+          <w:sz w:val="22"/>
+        </w:rPr>
+        <w:t>Up to now, 'does it work' meant clicking through /docs or the web UI by hand. That doesn't scale. tests/ exercises the real API (register -&gt; login -&gt; create a book -&gt; place an order -&gt; export a report) without needing MySQL, Redis, or a Celery worker actually running.</w:t>
+      </w:r>
+    </w:p>
+    <w:p>
+      <w:pPr>
+        <w:pStyle w:val="Heading2"/>
+      </w:pPr>
+      <w:r>
+        <w:rPr>
+          <w:color w:val="4F46E5"/>
+        </w:rPr>
+        <w:t>Where it lives</w:t>
+      </w:r>
+    </w:p>
+    <w:tbl>
+      <w:tblPr>
+        <w:tblW w:type="auto" w:w="0"/>
+        <w:jc w:val="center"/>
+        <w:tblLook w:firstColumn="1" w:firstRow="1" w:lastColumn="0" w:lastRow="0" w:noHBand="0" w:noVBand="1" w:val="04A0"/>
+      </w:tblPr>
+      <w:tblGrid>
+        <w:gridCol w:w="8640"/>
+      </w:tblGrid>
+      <w:tr>
+        <w:tc>
+          <w:tcPr>
+            <w:tcW w:type="dxa" w:w="8640"/>
+            <w:shd w:val="clear" w:fill="F2F3F7"/>
+          </w:tcPr>
+          <w:p>
+            <w:pPr>
+              <w:spacing w:after="0"/>
+            </w:pPr>
+            <w:r>
+              <w:rPr>
+                <w:rFonts w:ascii="Consolas" w:hAnsi="Consolas"/>
+                <w:sz w:val="18"/>
+              </w:rPr>
+              <w:t>pytest.ini            # testpaths = tests</w:t>
+              <w:br/>
+              <w:t>tests/conftest.py     # the 3 swaps that make this possible</w:t>
+              <w:br/>
+              <w:t>tests/test_auth.py    # register/login/duplicate-email/401-without-token</w:t>
+              <w:br/>
+              <w:t>tests/test_books.py   # admin-only writes, the cached read path</w:t>
+              <w:br/>
+              <w:t>tests/test_orders.py  # stock checks, address ownership, the full order flow</w:t>
+              <w:br/>
+              <w:t>tests/test_reports.py # the Celery + Pandas/OpenPyXL pipeline, end-to-end</w:t>
+            </w:r>
+          </w:p>
+        </w:tc>
+      </w:tr>
+    </w:tbl>
+    <w:p>
+      <w:pPr>
+        <w:spacing w:after="80"/>
+      </w:pPr>
+    </w:p>
+    <w:p>
+      <w:pPr>
+        <w:pStyle w:val="Heading2"/>
+      </w:pPr>
+      <w:r>
+        <w:rPr>
+          <w:color w:val="4F46E5"/>
+        </w:rPr>
+        <w:t>The three swaps (tests/conftest.py)</w:t>
+      </w:r>
+    </w:p>
+    <w:p>
+      <w:pPr>
+        <w:pStyle w:val="ListNumber"/>
+        <w:spacing w:after="80"/>
+      </w:pPr>
+      <w:r>
+        <w:rPr>
+          <w:sz w:val="22"/>
+        </w:rPr>
+        <w:t>Database — app.core.database.engine/SessionLocal are replaced with an in-memory SQLite database before app.main is imported. This works because get_db() looks up SessionLocal by name at call time, so every router already using get_db transparently starts talking to the test database too, with zero application-code changes.</w:t>
+      </w:r>
+    </w:p>
+    <w:p>
+      <w:pPr>
+        <w:pStyle w:val="ListNumber"/>
+        <w:spacing w:after="80"/>
+      </w:pPr>
+      <w:r>
+        <w:rPr>
+          <w:sz w:val="22"/>
+        </w:rPr>
+        <w:t>Celery — task_always_eager=True makes .delay() run the task synchronously in the test process instead of needing a real worker. result_backend='cache+memory://' means AsyncResult(task_id) can still be polled afterwards, purely in memory — this is what lets test_reports.py test the entire enqueue -&gt; run -&gt; poll -&gt; download flow with no Redis and no worker process.</w:t>
+      </w:r>
+    </w:p>
+    <w:p>
+      <w:pPr>
+        <w:pStyle w:val="ListNumber"/>
+        <w:spacing w:after="80"/>
+      </w:pPr>
+      <w:r>
+        <w:rPr>
+          <w:sz w:val="22"/>
+        </w:rPr>
+        <w:t>Redis cache — deliberately left alone. Because books/cache.py already treats a connection failure as a cache miss, running tests with no Redis server simply exercises that fallback path for free.</w:t>
+      </w:r>
+    </w:p>
+    <w:p>
+      <w:pPr>
+        <w:pStyle w:val="Heading2"/>
+      </w:pPr>
+      <w:r>
+        <w:rPr>
+          <w:color w:val="4F46E5"/>
+        </w:rPr>
+        <w:t>Run it</w:t>
+      </w:r>
+    </w:p>
+    <w:tbl>
+      <w:tblPr>
+        <w:tblW w:type="auto" w:w="0"/>
+        <w:jc w:val="center"/>
+        <w:tblLook w:firstColumn="1" w:firstRow="1" w:lastColumn="0" w:lastRow="0" w:noHBand="0" w:noVBand="1" w:val="04A0"/>
+      </w:tblPr>
+      <w:tblGrid>
+        <w:gridCol w:w="8640"/>
+      </w:tblGrid>
+      <w:tr>
+        <w:tc>
+          <w:tcPr>
+            <w:tcW w:type="dxa" w:w="8640"/>
+            <w:shd w:val="clear" w:fill="F2F3F7"/>
+          </w:tcPr>
+          <w:p>
+            <w:pPr>
+              <w:spacing w:after="0"/>
+            </w:pPr>
+            <w:r>
+              <w:rPr>
+                <w:rFonts w:ascii="Consolas" w:hAnsi="Consolas"/>
+                <w:sz w:val="18"/>
+              </w:rPr>
+              <w:t>pip install -r requirements.txt   # pytest is already listed</w:t>
+              <w:br/>
+              <w:t>pytest                             # from the project root</w:t>
+            </w:r>
+          </w:p>
+        </w:tc>
+      </w:tr>
+    </w:tbl>
+    <w:p>
+      <w:pPr>
+        <w:spacing w:after="80"/>
+      </w:pPr>
+    </w:p>
+    <w:p>
+      <w:pPr>
+        <w:spacing w:after="160"/>
+      </w:pPr>
+      <w:r>
+        <w:rPr>
+          <w:b w:val="0"/>
+          <w:i w:val="0"/>
+          <w:sz w:val="22"/>
+        </w:rPr>
+        <w:t>Every test registers its own user with a unique email — no shared fixtures to reset between tests, no test ordering to worry about.</w:t>
+      </w:r>
+    </w:p>
+    <w:p>
+      <w:pPr>
+        <w:pStyle w:val="Heading1"/>
+      </w:pPr>
+      <w:r>
+        <w:rPr>
+          <w:color w:val="1E293B"/>
+        </w:rPr>
+        <w:t>17. Docker — One Command for the Whole Stack</w:t>
+      </w:r>
+    </w:p>
+    <w:p>
+      <w:pPr>
+        <w:pStyle w:val="Heading2"/>
+      </w:pPr>
+      <w:r>
+        <w:rPr>
+          <w:color w:val="4F46E5"/>
+        </w:rPr>
+        <w:t>Why here</w:t>
+      </w:r>
+    </w:p>
+    <w:p>
+      <w:pPr>
+        <w:spacing w:after="160"/>
+      </w:pPr>
+      <w:r>
+        <w:rPr>
+          <w:b w:val="0"/>
+          <w:i w:val="0"/>
+          <w:sz w:val="22"/>
+        </w:rPr>
+        <w:t>By this point the app needs four things running together: the API server, a Celery worker, MySQL, and Redis. Docker Compose starts all four with one command, wired to talk to each other, instead of you juggling four terminals every time you sit down to work.</w:t>
+      </w:r>
+    </w:p>
+    <w:p>
+      <w:pPr>
+        <w:pStyle w:val="Heading2"/>
+      </w:pPr>
+      <w:r>
+        <w:rPr>
+          <w:color w:val="4F46E5"/>
+        </w:rPr>
+        <w:t>Where it lives</w:t>
+      </w:r>
+    </w:p>
+    <w:tbl>
+      <w:tblPr>
+        <w:tblStyle w:val="LightGrid-Accent1"/>
+        <w:tblW w:type="auto" w:w="0"/>
+        <w:jc w:val="center"/>
+        <w:tblLook w:firstColumn="1" w:firstRow="1" w:lastColumn="0" w:lastRow="0" w:noHBand="0" w:noVBand="1" w:val="04A0"/>
+      </w:tblPr>
+      <w:tblGrid>
+        <w:gridCol w:w="2880"/>
+        <w:gridCol w:w="2880"/>
+        <w:gridCol w:w="2880"/>
+      </w:tblGrid>
+      <w:tr>
+        <w:tc>
+          <w:tcPr>
+            <w:tcW w:type="dxa" w:w="2880"/>
+          </w:tcPr>
+          <w:p>
+            <w:r>
+              <w:rPr>
+                <w:b/>
+                <w:sz w:val="20"/>
+              </w:rPr>
+              <w:t>Service</w:t>
+            </w:r>
+          </w:p>
+        </w:tc>
+        <w:tc>
+          <w:tcPr>
+            <w:tcW w:type="dxa" w:w="2880"/>
+          </w:tcPr>
+          <w:p>
+            <w:r>
+              <w:rPr>
+                <w:b/>
+                <w:sz w:val="20"/>
+              </w:rPr>
+              <w:t>Image/build</w:t>
+            </w:r>
+          </w:p>
+        </w:tc>
+        <w:tc>
+          <w:tcPr>
+            <w:tcW w:type="dxa" w:w="2880"/>
+          </w:tcPr>
+          <w:p>
+            <w:r>
+              <w:rPr>
+                <w:b/>
+                <w:sz w:val="20"/>
+              </w:rPr>
+              <w:t>Role</w:t>
+            </w:r>
+          </w:p>
+        </w:tc>
+      </w:tr>
+      <w:tr>
+        <w:tc>
+          <w:tcPr>
+            <w:tcW w:type="dxa" w:w="2880"/>
+          </w:tcPr>
+          <w:p>
+            <w:r>
+              <w:rPr>
+                <w:sz w:val="20"/>
+              </w:rPr>
+              <w:t>db</w:t>
+            </w:r>
+          </w:p>
+        </w:tc>
+        <w:tc>
+          <w:tcPr>
+            <w:tcW w:type="dxa" w:w="2880"/>
+          </w:tcPr>
+          <w:p>
+            <w:r>
+              <w:rPr>
+                <w:sz w:val="20"/>
+              </w:rPr>
+              <w:t>mysql:8.0</w:t>
+            </w:r>
+          </w:p>
+        </w:tc>
+        <w:tc>
+          <w:tcPr>
+            <w:tcW w:type="dxa" w:w="2880"/>
+          </w:tcPr>
+          <w:p>
+            <w:r>
+              <w:rPr>
+                <w:sz w:val="20"/>
+              </w:rPr>
+              <w:t>the database (Section 4/10)</w:t>
+            </w:r>
+          </w:p>
+        </w:tc>
+      </w:tr>
+      <w:tr>
+        <w:tc>
+          <w:tcPr>
+            <w:tcW w:type="dxa" w:w="2880"/>
+          </w:tcPr>
+          <w:p>
+            <w:r>
+              <w:rPr>
+                <w:sz w:val="20"/>
+              </w:rPr>
+              <w:t>redis</w:t>
+            </w:r>
+          </w:p>
+        </w:tc>
+        <w:tc>
+          <w:tcPr>
+            <w:tcW w:type="dxa" w:w="2880"/>
+          </w:tcPr>
+          <w:p>
+            <w:r>
+              <w:rPr>
+                <w:sz w:val="20"/>
+              </w:rPr>
+              <w:t>redis:7-alpine</w:t>
+            </w:r>
+          </w:p>
+        </w:tc>
+        <w:tc>
+          <w:tcPr>
+            <w:tcW w:type="dxa" w:w="2880"/>
+          </w:tcPr>
+          <w:p>
+            <w:r>
+              <w:rPr>
+                <w:sz w:val="20"/>
+              </w:rPr>
+              <w:t>cache (Section 12) + Celery broker/backend (Section 13)</w:t>
+            </w:r>
+          </w:p>
+        </w:tc>
+      </w:tr>
+      <w:tr>
+        <w:tc>
+          <w:tcPr>
+            <w:tcW w:type="dxa" w:w="2880"/>
+          </w:tcPr>
+          <w:p>
+            <w:r>
+              <w:rPr>
+                <w:sz w:val="20"/>
+              </w:rPr>
+              <w:t>app</w:t>
+            </w:r>
+          </w:p>
+        </w:tc>
+        <w:tc>
+          <w:tcPr>
+            <w:tcW w:type="dxa" w:w="2880"/>
+          </w:tcPr>
+          <w:p>
+            <w:r>
+              <w:rPr>
+                <w:sz w:val="20"/>
+              </w:rPr>
+              <w:t>built from Dockerfile</w:t>
+            </w:r>
+          </w:p>
+        </w:tc>
+        <w:tc>
+          <w:tcPr>
+            <w:tcW w:type="dxa" w:w="2880"/>
+          </w:tcPr>
+          <w:p>
+            <w:r>
+              <w:rPr>
+                <w:sz w:val="20"/>
+              </w:rPr>
+              <w:t>runs alembic upgrade head (Section 11), then uvicorn</w:t>
+            </w:r>
+          </w:p>
+        </w:tc>
+      </w:tr>
+      <w:tr>
+        <w:tc>
+          <w:tcPr>
+            <w:tcW w:type="dxa" w:w="2880"/>
+          </w:tcPr>
+          <w:p>
+            <w:r>
+              <w:rPr>
+                <w:sz w:val="20"/>
+              </w:rPr>
+              <w:t>worker</w:t>
+            </w:r>
+          </w:p>
+        </w:tc>
+        <w:tc>
+          <w:tcPr>
+            <w:tcW w:type="dxa" w:w="2880"/>
+          </w:tcPr>
+          <w:p>
+            <w:r>
+              <w:rPr>
+                <w:sz w:val="20"/>
+              </w:rPr>
+              <w:t>built from Dockerfile</w:t>
+            </w:r>
+          </w:p>
+        </w:tc>
+        <w:tc>
+          <w:tcPr>
+            <w:tcW w:type="dxa" w:w="2880"/>
+          </w:tcPr>
+          <w:p>
+            <w:r>
+              <w:rPr>
+                <w:sz w:val="20"/>
+              </w:rPr>
+              <w:t>celery -A app.core.celery_app worker</w:t>
+            </w:r>
+          </w:p>
+        </w:tc>
+      </w:tr>
+    </w:tbl>
+    <w:p>
+      <w:pPr>
+        <w:spacing w:after="80"/>
+      </w:pPr>
+    </w:p>
+    <w:p>
+      <w:pPr>
+        <w:spacing w:after="160"/>
+      </w:pPr>
+      <w:r>
+        <w:rPr>
+          <w:b w:val="0"/>
+          <w:i w:val="0"/>
+          <w:sz w:val="22"/>
+        </w:rPr>
+        <w:t>Dockerfile builds one image; the SAME image runs both the web server and the worker (Section 13 already showed they're just two different commands over identical code). .dockerignore keeps .venv/, .git/, .env, and generated files out of the image.</w:t>
+      </w:r>
+    </w:p>
+    <w:p>
+      <w:pPr>
+        <w:pStyle w:val="Heading2"/>
+      </w:pPr>
+      <w:r>
+        <w:rPr>
+          <w:color w:val="4F46E5"/>
+        </w:rPr>
+        <w:t>Run it</w:t>
+      </w:r>
+    </w:p>
+    <w:tbl>
+      <w:tblPr>
+        <w:tblW w:type="auto" w:w="0"/>
+        <w:jc w:val="center"/>
+        <w:tblLook w:firstColumn="1" w:firstRow="1" w:lastColumn="0" w:lastRow="0" w:noHBand="0" w:noVBand="1" w:val="04A0"/>
+      </w:tblPr>
+      <w:tblGrid>
+        <w:gridCol w:w="8640"/>
+      </w:tblGrid>
+      <w:tr>
+        <w:tc>
+          <w:tcPr>
+            <w:tcW w:type="dxa" w:w="8640"/>
+            <w:shd w:val="clear" w:fill="F2F3F7"/>
+          </w:tcPr>
+          <w:p>
+            <w:pPr>
+              <w:spacing w:after="0"/>
+            </w:pPr>
+            <w:r>
+              <w:rPr>
+                <w:rFonts w:ascii="Consolas" w:hAnsi="Consolas"/>
+                <w:sz w:val="18"/>
+              </w:rPr>
+              <w:t>docker compose up --build</w:t>
+            </w:r>
+          </w:p>
+        </w:tc>
+      </w:tr>
+    </w:tbl>
+    <w:p>
+      <w:pPr>
+        <w:spacing w:after="80"/>
+      </w:pPr>
+    </w:p>
+    <w:p>
+      <w:pPr>
+        <w:spacing w:after="160"/>
+      </w:pPr>
+      <w:r>
+        <w:rPr>
+          <w:b w:val="0"/>
+          <w:i w:val="0"/>
+          <w:sz w:val="22"/>
+        </w:rPr>
+        <w:t>Then the same URLs as always: http://127.0.0.1:8000/ and .../docs. The app service's command runs alembic upgrade head BEFORE uvicorn starts — every container start brings the schema up to date automatically (a no-op once it already is), which is why that service also sets CREATE_TABLES=false — Alembic is now the only thing allowed to change the schema.</w:t>
+      </w:r>
+    </w:p>
+    <w:tbl>
+      <w:tblPr>
+        <w:tblW w:type="auto" w:w="0"/>
+        <w:jc w:val="center"/>
+        <w:tblLook w:firstColumn="1" w:firstRow="1" w:lastColumn="0" w:lastRow="0" w:noHBand="0" w:noVBand="1" w:val="04A0"/>
+      </w:tblPr>
+      <w:tblGrid>
+        <w:gridCol w:w="8640"/>
+      </w:tblGrid>
+      <w:tr>
+        <w:tc>
+          <w:tcPr>
+            <w:tcW w:type="dxa" w:w="8640"/>
+            <w:shd w:val="clear" w:fill="F2F3F7"/>
+          </w:tcPr>
+          <w:p>
+            <w:pPr>
+              <w:spacing w:after="0"/>
+            </w:pPr>
+            <w:r>
+              <w:rPr>
+                <w:rFonts w:ascii="Consolas" w:hAnsi="Consolas"/>
+                <w:sz w:val="18"/>
+              </w:rPr>
+              <w:t>docker compose exec app alembic revision --autogenerate -m "..."</w:t>
+              <w:br/>
+              <w:t>docker compose exec app pytest</w:t>
+            </w:r>
+          </w:p>
+        </w:tc>
+      </w:tr>
+    </w:tbl>
+    <w:p>
+      <w:pPr>
+        <w:spacing w:after="80"/>
+      </w:pPr>
+    </w:p>
+    <w:p>
+      <w:pPr>
+        <w:spacing w:after="160"/>
+      </w:pPr>
+      <w:r>
+        <w:rPr>
+          <w:b w:val="0"/>
+          <w:i w:val="0"/>
+          <w:sz w:val="22"/>
+        </w:rPr>
+        <w:t>Stop everything with docker compose down (add -v to also delete the MySQL data volume and start completely fresh).</w:t>
+      </w:r>
+    </w:p>
+    <w:p>
+      <w:pPr>
+        <w:pStyle w:val="Heading1"/>
+      </w:pPr>
+      <w:r>
+        <w:rPr>
+          <w:color w:val="1E293B"/>
+        </w:rPr>
+        <w:t>18. AWS — Deploying It for Real</w:t>
+      </w:r>
+    </w:p>
+    <w:p>
+      <w:pPr>
+        <w:spacing w:after="160"/>
+      </w:pPr>
+      <w:r>
+        <w:rPr>
+          <w:b w:val="0"/>
+          <w:i w:val="0"/>
+          <w:sz w:val="22"/>
+        </w:rPr>
+        <w:t>Everything above runs great on one machine. AWS is where the same pieces become independently-scalable managed services instead of containers on your laptop. This repo's build stayed documentation-only here (no AWS account required to work through Sections 1-17) — see AWS_DEPLOYMENT_GUIDE.md in the project root for the full, step-by-step walkthrough (networking, RDS, ElastiCache, S3, EC2 vs. ECS/Fargate, secrets, and a go-live checklist).</w:t>
+      </w:r>
+    </w:p>
+    <w:tbl>
+      <w:tblPr>
+        <w:tblStyle w:val="LightGrid-Accent1"/>
+        <w:tblW w:type="auto" w:w="0"/>
+        <w:jc w:val="center"/>
+        <w:tblLook w:firstColumn="1" w:firstRow="1" w:lastColumn="0" w:lastRow="0" w:noHBand="0" w:noVBand="1" w:val="04A0"/>
+      </w:tblPr>
+      <w:tblGrid>
+        <w:gridCol w:w="2880"/>
+        <w:gridCol w:w="2880"/>
+        <w:gridCol w:w="2880"/>
+      </w:tblGrid>
+      <w:tr>
+        <w:tc>
+          <w:tcPr>
+            <w:tcW w:type="dxa" w:w="2880"/>
+          </w:tcPr>
+          <w:p>
+            <w:r>
+              <w:rPr>
+                <w:b/>
+                <w:sz w:val="20"/>
+              </w:rPr>
+              <w:t>Runs locally as...</w:t>
+            </w:r>
+          </w:p>
+        </w:tc>
+        <w:tc>
+          <w:tcPr>
+            <w:tcW w:type="dxa" w:w="2880"/>
+          </w:tcPr>
+          <w:p>
+            <w:r>
+              <w:rPr>
+                <w:b/>
+                <w:sz w:val="20"/>
+              </w:rPr>
+              <w:t>Becomes, on AWS</w:t>
+            </w:r>
+          </w:p>
+        </w:tc>
+        <w:tc>
+          <w:tcPr>
+            <w:tcW w:type="dxa" w:w="2880"/>
+          </w:tcPr>
+          <w:p>
+            <w:r>
+              <w:rPr>
+                <w:b/>
+                <w:sz w:val="20"/>
+              </w:rPr>
+              <w:t>Why</w:t>
+            </w:r>
+          </w:p>
+        </w:tc>
+      </w:tr>
+      <w:tr>
+        <w:tc>
+          <w:tcPr>
+            <w:tcW w:type="dxa" w:w="2880"/>
+          </w:tcPr>
+          <w:p>
+            <w:r>
+              <w:rPr>
+                <w:sz w:val="20"/>
+              </w:rPr>
+              <w:t>db (MySQL container)</w:t>
+            </w:r>
+          </w:p>
+        </w:tc>
+        <w:tc>
+          <w:tcPr>
+            <w:tcW w:type="dxa" w:w="2880"/>
+          </w:tcPr>
+          <w:p>
+            <w:r>
+              <w:rPr>
+                <w:sz w:val="20"/>
+              </w:rPr>
+              <w:t>RDS for MySQL</w:t>
+            </w:r>
+          </w:p>
+        </w:tc>
+        <w:tc>
+          <w:tcPr>
+            <w:tcW w:type="dxa" w:w="2880"/>
+          </w:tcPr>
+          <w:p>
+            <w:r>
+              <w:rPr>
+                <w:sz w:val="20"/>
+              </w:rPr>
+              <w:t>managed backups, patching, failover</w:t>
+            </w:r>
+          </w:p>
+        </w:tc>
+      </w:tr>
+      <w:tr>
+        <w:tc>
+          <w:tcPr>
+            <w:tcW w:type="dxa" w:w="2880"/>
+          </w:tcPr>
+          <w:p>
+            <w:r>
+              <w:rPr>
+                <w:sz w:val="20"/>
+              </w:rPr>
+              <w:t>redis container</w:t>
+            </w:r>
+          </w:p>
+        </w:tc>
+        <w:tc>
+          <w:tcPr>
+            <w:tcW w:type="dxa" w:w="2880"/>
+          </w:tcPr>
+          <w:p>
+            <w:r>
+              <w:rPr>
+                <w:sz w:val="20"/>
+              </w:rPr>
+              <w:t>ElastiCache for Redis</w:t>
+            </w:r>
+          </w:p>
+        </w:tc>
+        <w:tc>
+          <w:tcPr>
+            <w:tcW w:type="dxa" w:w="2880"/>
+          </w:tcPr>
+          <w:p>
+            <w:r>
+              <w:rPr>
+                <w:sz w:val="20"/>
+              </w:rPr>
+              <w:t>managed, same cache + Celery broker role</w:t>
+            </w:r>
+          </w:p>
+        </w:tc>
+      </w:tr>
+      <w:tr>
+        <w:tc>
+          <w:tcPr>
+            <w:tcW w:type="dxa" w:w="2880"/>
+          </w:tcPr>
+          <w:p>
+            <w:r>
+              <w:rPr>
+                <w:sz w:val="20"/>
+              </w:rPr>
+              <w:t>app container</w:t>
+            </w:r>
+          </w:p>
+        </w:tc>
+        <w:tc>
+          <w:tcPr>
+            <w:tcW w:type="dxa" w:w="2880"/>
+          </w:tcPr>
+          <w:p>
+            <w:r>
+              <w:rPr>
+                <w:sz w:val="20"/>
+              </w:rPr>
+              <w:t>EC2 (simple) or ECS/Fargate (scales)</w:t>
+            </w:r>
+          </w:p>
+        </w:tc>
+        <w:tc>
+          <w:tcPr>
+            <w:tcW w:type="dxa" w:w="2880"/>
+          </w:tcPr>
+          <w:p>
+            <w:r>
+              <w:rPr>
+                <w:sz w:val="20"/>
+              </w:rPr>
+              <w:t>runs the exact same Docker image</w:t>
+            </w:r>
+          </w:p>
+        </w:tc>
+      </w:tr>
+      <w:tr>
+        <w:tc>
+          <w:tcPr>
+            <w:tcW w:type="dxa" w:w="2880"/>
+          </w:tcPr>
+          <w:p>
+            <w:r>
+              <w:rPr>
+                <w:sz w:val="20"/>
+              </w:rPr>
+              <w:t>worker container</w:t>
+            </w:r>
+          </w:p>
+        </w:tc>
+        <w:tc>
+          <w:tcPr>
+            <w:tcW w:type="dxa" w:w="2880"/>
+          </w:tcPr>
+          <w:p>
+            <w:r>
+              <w:rPr>
+                <w:sz w:val="20"/>
+              </w:rPr>
+              <w:t>a second EC2/ECS service, same image</w:t>
+            </w:r>
+          </w:p>
+        </w:tc>
+        <w:tc>
+          <w:tcPr>
+            <w:tcW w:type="dxa" w:w="2880"/>
+          </w:tcPr>
+          <w:p>
+            <w:r>
+              <w:rPr>
+                <w:sz w:val="20"/>
+              </w:rPr>
+              <w:t>Celery worker scales independently of the API</w:t>
+            </w:r>
+          </w:p>
+        </w:tc>
+      </w:tr>
+      <w:tr>
+        <w:tc>
+          <w:tcPr>
+            <w:tcW w:type="dxa" w:w="2880"/>
+          </w:tcPr>
+          <w:p>
+            <w:r>
+              <w:rPr>
+                <w:sz w:val="20"/>
+              </w:rPr>
+              <w:t>app/static/* folders</w:t>
+            </w:r>
+          </w:p>
+        </w:tc>
+        <w:tc>
+          <w:tcPr>
+            <w:tcW w:type="dxa" w:w="2880"/>
+          </w:tcPr>
+          <w:p>
+            <w:r>
+              <w:rPr>
+                <w:sz w:val="20"/>
+              </w:rPr>
+              <w:t>S3</w:t>
+            </w:r>
+          </w:p>
+        </w:tc>
+        <w:tc>
+          <w:tcPr>
+            <w:tcW w:type="dxa" w:w="2880"/>
+          </w:tcPr>
+          <w:p>
+            <w:r>
+              <w:rPr>
+                <w:sz w:val="20"/>
+              </w:rPr>
+              <w:t>container disks aren't durable/shared across instances</w:t>
+            </w:r>
+          </w:p>
+        </w:tc>
+      </w:tr>
+      <w:tr>
+        <w:tc>
+          <w:tcPr>
+            <w:tcW w:type="dxa" w:w="2880"/>
+          </w:tcPr>
+          <w:p>
+            <w:r>
+              <w:rPr>
+                <w:sz w:val="20"/>
+              </w:rPr>
+              <w:t>.env</w:t>
+            </w:r>
+          </w:p>
+        </w:tc>
+        <w:tc>
+          <w:tcPr>
+            <w:tcW w:type="dxa" w:w="2880"/>
+          </w:tcPr>
+          <w:p>
+            <w:r>
+              <w:rPr>
+                <w:sz w:val="20"/>
+              </w:rPr>
+              <w:t>SSM Parameter Store / Secrets Manager</w:t>
+            </w:r>
+          </w:p>
+        </w:tc>
+        <w:tc>
+          <w:tcPr>
+            <w:tcW w:type="dxa" w:w="2880"/>
+          </w:tcPr>
+          <w:p>
+            <w:r>
+              <w:rPr>
+                <w:sz w:val="20"/>
+              </w:rPr>
+              <w:t>secrets shouldn't live in an image or a repo</w:t>
+            </w:r>
+          </w:p>
+        </w:tc>
+      </w:tr>
+    </w:tbl>
+    <w:p>
+      <w:pPr>
+        <w:spacing w:after="80"/>
+      </w:pPr>
+    </w:p>
+    <w:p>
+      <w:pPr>
+        <w:pStyle w:val="Heading1"/>
+      </w:pPr>
+      <w:r>
+        <w:rPr>
+          <w:color w:val="1E293B"/>
+        </w:rPr>
+        <w:t>One-Paragraph Summary</w:t>
+      </w:r>
+    </w:p>
+    <w:p>
+      <w:pPr>
+        <w:spacing w:after="160"/>
+      </w:pPr>
+      <w:r>
+        <w:rPr>
+          <w:b w:val="0"/>
+          <w:i/>
+          <w:sz w:val="22"/>
+        </w:rPr>
+        <w:t>You configure settings (core/config), open a database (core/database), describe tables as classes (each feature's models), validate inputs (each feature's schemas), hash passwords and mint tokens (core/security), guard endpoints (auth/dependencies), write the URLs (each feature's api/web), render HTML for humans (templates + core/templating), and bolt it all together (main). A request falls DOWN through router -&gt; schema -&gt; guard -&gt; model -&gt; DB, and the response climbs back UP. Master one feature's path and you've mastered them all. Everything after Section 10 is the same idea applied outward: Alembic versions the DB itself, Redis and Celery make the app fast and non-blocking, Pandas/OpenPyXL turn rows into a real spreadsheet, Pytest proves it all still works, and Docker/AWS are just increasingly realistic places to run the exact same code.</w:t>
       </w:r>
     </w:p>
     <w:sectPr>
